--- a/week-2-incident-response-plan/Aditya_Sharma_Week2_Incident_Response_Plan.docx
+++ b/week-2-incident-response-plan/Aditya_Sharma_Week2_Incident_Response_Plan.docx
@@ -40,8 +40,6 @@
       <w:r>
         <w:rPr>
           <w:rFonts w:ascii="Times New Roman" w:hAnsi="Times New Roman"/>
-          <w:sz w:val="22"/>
-          <w:szCs w:val="22"/>
         </w:rPr>
       </w:r>
     </w:p>
@@ -67,18 +65,7 @@
           <w:szCs w:val="22"/>
           <w:u w:val="single"/>
         </w:rPr>
-        <w:t xml:space="preserve">Internship Technical Report – Week </w:t>
-      </w:r>
-      <w:r>
-        <w:rPr>
-          <w:rFonts w:ascii="Times New Roman" w:hAnsi="Times New Roman"/>
-          <w:b/>
-          <w:bCs/>
-          <w:sz w:val="22"/>
-          <w:szCs w:val="22"/>
-          <w:u w:val="single"/>
-        </w:rPr>
-        <w:t>2</w:t>
+        <w:t>Internship Technical Report – Week 2</w:t>
       </w:r>
     </w:p>
     <w:p>
@@ -94,8 +81,6 @@
       <w:r>
         <w:rPr>
           <w:rFonts w:ascii="Times New Roman" w:hAnsi="Times New Roman"/>
-          <w:sz w:val="22"/>
-          <w:szCs w:val="22"/>
         </w:rPr>
       </w:r>
     </w:p>
@@ -153,23 +138,7 @@
           <w:sz w:val="22"/>
           <w:szCs w:val="22"/>
         </w:rPr>
-        <w:t xml:space="preserve">Submission Date: </w:t>
-      </w:r>
-      <w:r>
-        <w:rPr>
-          <w:rFonts w:ascii="Times New Roman" w:hAnsi="Times New Roman"/>
-          <w:sz w:val="22"/>
-          <w:szCs w:val="22"/>
-        </w:rPr>
-        <w:t>31</w:t>
-      </w:r>
-      <w:r>
-        <w:rPr>
-          <w:rFonts w:ascii="Times New Roman" w:hAnsi="Times New Roman"/>
-          <w:sz w:val="22"/>
-          <w:szCs w:val="22"/>
-        </w:rPr>
-        <w:t xml:space="preserve"> August 2026</w:t>
+        <w:t>Submission Date: 31 August 2026</w:t>
       </w:r>
     </w:p>
     <w:p>
@@ -185,8 +154,6 @@
       <w:r>
         <w:rPr>
           <w:rFonts w:ascii="Times New Roman" w:hAnsi="Times New Roman"/>
-          <w:sz w:val="22"/>
-          <w:szCs w:val="22"/>
         </w:rPr>
       </w:r>
     </w:p>
@@ -224,8 +191,6 @@
       <w:r>
         <w:rPr>
           <w:rFonts w:ascii="Times New Roman" w:hAnsi="Times New Roman"/>
-          <w:sz w:val="22"/>
-          <w:szCs w:val="22"/>
         </w:rPr>
       </w:r>
     </w:p>
@@ -409,8 +374,6 @@
       <w:r>
         <w:rPr>
           <w:rFonts w:ascii="Times New Roman" w:hAnsi="Times New Roman"/>
-          <w:sz w:val="22"/>
-          <w:szCs w:val="22"/>
         </w:rPr>
       </w:r>
     </w:p>
@@ -432,15 +395,7 @@
           <w:sz w:val="28"/>
           <w:szCs w:val="28"/>
         </w:rPr>
-        <w:t xml:space="preserve">2. </w:t>
-      </w:r>
-      <w:r>
-        <w:rPr>
-          <w:rFonts w:ascii="Times New Roman" w:hAnsi="Times New Roman"/>
-          <w:sz w:val="28"/>
-          <w:szCs w:val="28"/>
-        </w:rPr>
-        <w:t>SCOPE</w:t>
+        <w:t>2. SCOPE</w:t>
       </w:r>
     </w:p>
     <w:p>
@@ -456,8 +411,6 @@
       <w:r>
         <w:rPr>
           <w:rFonts w:ascii="Times New Roman" w:hAnsi="Times New Roman"/>
-          <w:sz w:val="22"/>
-          <w:szCs w:val="22"/>
         </w:rPr>
       </w:r>
     </w:p>
@@ -758,8 +711,6 @@
       <w:r>
         <w:rPr>
           <w:rFonts w:ascii="Times New Roman" w:hAnsi="Times New Roman"/>
-          <w:sz w:val="22"/>
-          <w:szCs w:val="22"/>
         </w:rPr>
       </w:r>
     </w:p>
@@ -821,8 +772,8 @@
         </w:tblCellMar>
       </w:tblPr>
       <w:tblGrid>
-        <w:gridCol w:w="3199"/>
-        <w:gridCol w:w="6301"/>
+        <w:gridCol w:w="3198"/>
+        <w:gridCol w:w="6302"/>
       </w:tblGrid>
       <w:tr>
         <w:trPr>
@@ -830,7 +781,7 @@
         </w:trPr>
         <w:tc>
           <w:tcPr>
-            <w:tcW w:w="3199" w:type="dxa"/>
+            <w:tcW w:w="3198" w:type="dxa"/>
             <w:tcBorders>
               <w:top w:val="single" w:sz="4" w:space="0" w:color="000000"/>
               <w:start w:val="single" w:sz="4" w:space="0" w:color="000000"/>
@@ -865,7 +816,7 @@
         </w:tc>
         <w:tc>
           <w:tcPr>
-            <w:tcW w:w="6301" w:type="dxa"/>
+            <w:tcW w:w="6302" w:type="dxa"/>
             <w:tcBorders>
               <w:top w:val="single" w:sz="4" w:space="0" w:color="000000"/>
               <w:start w:val="single" w:sz="4" w:space="0" w:color="000000"/>
@@ -903,7 +854,7 @@
         <w:trPr/>
         <w:tc>
           <w:tcPr>
-            <w:tcW w:w="3199" w:type="dxa"/>
+            <w:tcW w:w="3198" w:type="dxa"/>
             <w:tcBorders>
               <w:top w:val="single" w:sz="4" w:space="0" w:color="000000"/>
               <w:start w:val="single" w:sz="4" w:space="0" w:color="000000"/>
@@ -937,7 +888,7 @@
         </w:tc>
         <w:tc>
           <w:tcPr>
-            <w:tcW w:w="6301" w:type="dxa"/>
+            <w:tcW w:w="6302" w:type="dxa"/>
             <w:tcBorders>
               <w:top w:val="single" w:sz="4" w:space="0" w:color="000000"/>
               <w:start w:val="single" w:sz="4" w:space="0" w:color="000000"/>
@@ -974,7 +925,7 @@
         <w:trPr/>
         <w:tc>
           <w:tcPr>
-            <w:tcW w:w="3199" w:type="dxa"/>
+            <w:tcW w:w="3198" w:type="dxa"/>
             <w:tcBorders>
               <w:top w:val="single" w:sz="4" w:space="0" w:color="000000"/>
               <w:start w:val="single" w:sz="4" w:space="0" w:color="000000"/>
@@ -1008,7 +959,7 @@
         </w:tc>
         <w:tc>
           <w:tcPr>
-            <w:tcW w:w="6301" w:type="dxa"/>
+            <w:tcW w:w="6302" w:type="dxa"/>
             <w:tcBorders>
               <w:top w:val="single" w:sz="4" w:space="0" w:color="000000"/>
               <w:start w:val="single" w:sz="4" w:space="0" w:color="000000"/>
@@ -1045,7 +996,7 @@
         <w:trPr/>
         <w:tc>
           <w:tcPr>
-            <w:tcW w:w="3199" w:type="dxa"/>
+            <w:tcW w:w="3198" w:type="dxa"/>
             <w:tcBorders>
               <w:top w:val="single" w:sz="4" w:space="0" w:color="000000"/>
               <w:start w:val="single" w:sz="4" w:space="0" w:color="000000"/>
@@ -1079,7 +1030,7 @@
         </w:tc>
         <w:tc>
           <w:tcPr>
-            <w:tcW w:w="6301" w:type="dxa"/>
+            <w:tcW w:w="6302" w:type="dxa"/>
             <w:tcBorders>
               <w:top w:val="single" w:sz="4" w:space="0" w:color="000000"/>
               <w:start w:val="single" w:sz="4" w:space="0" w:color="000000"/>
@@ -1116,7 +1067,7 @@
         <w:trPr/>
         <w:tc>
           <w:tcPr>
-            <w:tcW w:w="3199" w:type="dxa"/>
+            <w:tcW w:w="3198" w:type="dxa"/>
             <w:tcBorders>
               <w:top w:val="single" w:sz="4" w:space="0" w:color="000000"/>
               <w:start w:val="single" w:sz="4" w:space="0" w:color="000000"/>
@@ -1150,7 +1101,7 @@
         </w:tc>
         <w:tc>
           <w:tcPr>
-            <w:tcW w:w="6301" w:type="dxa"/>
+            <w:tcW w:w="6302" w:type="dxa"/>
             <w:tcBorders>
               <w:top w:val="single" w:sz="4" w:space="0" w:color="000000"/>
               <w:start w:val="single" w:sz="4" w:space="0" w:color="000000"/>
@@ -1183,31 +1134,11 @@
           </w:p>
         </w:tc>
       </w:tr>
-    </w:tbl>
-    <w:tbl>
-      <w:tblPr>
-        <w:tblW w:w="9500" w:type="dxa"/>
-        <w:jc w:val="start"/>
-        <w:tblInd w:w="0" w:type="dxa"/>
-        <w:tblLayout w:type="fixed"/>
-        <w:tblCellMar>
-          <w:top w:w="80" w:type="dxa"/>
-          <w:start w:w="100" w:type="dxa"/>
-          <w:bottom w:w="80" w:type="dxa"/>
-          <w:end w:w="100" w:type="dxa"/>
-        </w:tblCellMar>
-      </w:tblPr>
-      <w:tblGrid>
-        <w:gridCol w:w="3199"/>
-        <w:gridCol w:w="6301"/>
-      </w:tblGrid>
       <w:tr>
-        <w:trPr>
-          <w:tblHeader w:val="true"/>
-        </w:trPr>
+        <w:trPr/>
         <w:tc>
           <w:tcPr>
-            <w:tcW w:w="3199" w:type="dxa"/>
+            <w:tcW w:w="3198" w:type="dxa"/>
             <w:tcBorders>
               <w:top w:val="single" w:sz="4" w:space="0" w:color="000000"/>
               <w:start w:val="single" w:sz="4" w:space="0" w:color="000000"/>
@@ -1241,7 +1172,7 @@
         </w:tc>
         <w:tc>
           <w:tcPr>
-            <w:tcW w:w="6301" w:type="dxa"/>
+            <w:tcW w:w="6302" w:type="dxa"/>
             <w:tcBorders>
               <w:top w:val="single" w:sz="4" w:space="0" w:color="000000"/>
               <w:start w:val="single" w:sz="4" w:space="0" w:color="000000"/>
@@ -1280,7 +1211,7 @@
         </w:trPr>
         <w:tc>
           <w:tcPr>
-            <w:tcW w:w="3199" w:type="dxa"/>
+            <w:tcW w:w="3198" w:type="dxa"/>
             <w:tcBorders>
               <w:top w:val="single" w:sz="4" w:space="0" w:color="000000"/>
               <w:start w:val="single" w:sz="4" w:space="0" w:color="000000"/>
@@ -1314,7 +1245,7 @@
         </w:tc>
         <w:tc>
           <w:tcPr>
-            <w:tcW w:w="6301" w:type="dxa"/>
+            <w:tcW w:w="6302" w:type="dxa"/>
             <w:tcBorders>
               <w:top w:val="single" w:sz="4" w:space="0" w:color="000000"/>
               <w:start w:val="single" w:sz="4" w:space="0" w:color="000000"/>
@@ -1468,8 +1399,8 @@
       <w:r>
         <w:rPr>
           <w:rFonts w:ascii="Times New Roman" w:hAnsi="Times New Roman"/>
-          <w:sz w:val="22"/>
-          <w:szCs w:val="22"/>
+          <w:sz w:val="28"/>
+          <w:szCs w:val="28"/>
         </w:rPr>
       </w:r>
     </w:p>
@@ -1510,8 +1441,8 @@
       <w:tblGrid>
         <w:gridCol w:w="1499"/>
         <w:gridCol w:w="2801"/>
-        <w:gridCol w:w="2799"/>
-        <w:gridCol w:w="2455"/>
+        <w:gridCol w:w="2798"/>
+        <w:gridCol w:w="2456"/>
       </w:tblGrid>
       <w:tr>
         <w:trPr>
@@ -1589,7 +1520,7 @@
         </w:tc>
         <w:tc>
           <w:tcPr>
-            <w:tcW w:w="2799" w:type="dxa"/>
+            <w:tcW w:w="2798" w:type="dxa"/>
             <w:tcBorders>
               <w:top w:val="single" w:sz="4" w:space="0" w:color="000000"/>
               <w:start w:val="single" w:sz="4" w:space="0" w:color="000000"/>
@@ -1624,7 +1555,7 @@
         </w:tc>
         <w:tc>
           <w:tcPr>
-            <w:tcW w:w="2455" w:type="dxa"/>
+            <w:tcW w:w="2456" w:type="dxa"/>
             <w:tcBorders>
               <w:top w:val="single" w:sz="4" w:space="0" w:color="000000"/>
               <w:start w:val="single" w:sz="4" w:space="0" w:color="000000"/>
@@ -1732,7 +1663,7 @@
         </w:tc>
         <w:tc>
           <w:tcPr>
-            <w:tcW w:w="2799" w:type="dxa"/>
+            <w:tcW w:w="2798" w:type="dxa"/>
             <w:tcBorders>
               <w:top w:val="single" w:sz="4" w:space="0" w:color="000000"/>
               <w:start w:val="single" w:sz="4" w:space="0" w:color="000000"/>
@@ -1766,7 +1697,7 @@
         </w:tc>
         <w:tc>
           <w:tcPr>
-            <w:tcW w:w="2455" w:type="dxa"/>
+            <w:tcW w:w="2456" w:type="dxa"/>
             <w:tcBorders>
               <w:top w:val="single" w:sz="4" w:space="0" w:color="000000"/>
               <w:start w:val="single" w:sz="4" w:space="0" w:color="000000"/>
@@ -1873,7 +1804,7 @@
         </w:tc>
         <w:tc>
           <w:tcPr>
-            <w:tcW w:w="2799" w:type="dxa"/>
+            <w:tcW w:w="2798" w:type="dxa"/>
             <w:tcBorders>
               <w:top w:val="single" w:sz="4" w:space="0" w:color="000000"/>
               <w:start w:val="single" w:sz="4" w:space="0" w:color="000000"/>
@@ -1907,7 +1838,7 @@
         </w:tc>
         <w:tc>
           <w:tcPr>
-            <w:tcW w:w="2455" w:type="dxa"/>
+            <w:tcW w:w="2456" w:type="dxa"/>
             <w:tcBorders>
               <w:top w:val="single" w:sz="4" w:space="0" w:color="000000"/>
               <w:start w:val="single" w:sz="4" w:space="0" w:color="000000"/>
@@ -2012,7 +1943,7 @@
         </w:tc>
         <w:tc>
           <w:tcPr>
-            <w:tcW w:w="2799" w:type="dxa"/>
+            <w:tcW w:w="2798" w:type="dxa"/>
             <w:tcBorders>
               <w:top w:val="single" w:sz="4" w:space="0" w:color="000000"/>
               <w:start w:val="single" w:sz="4" w:space="0" w:color="000000"/>
@@ -2046,7 +1977,7 @@
         </w:tc>
         <w:tc>
           <w:tcPr>
-            <w:tcW w:w="2455" w:type="dxa"/>
+            <w:tcW w:w="2456" w:type="dxa"/>
             <w:tcBorders>
               <w:top w:val="single" w:sz="4" w:space="0" w:color="000000"/>
               <w:start w:val="single" w:sz="4" w:space="0" w:color="000000"/>
@@ -2151,7 +2082,7 @@
         </w:tc>
         <w:tc>
           <w:tcPr>
-            <w:tcW w:w="2799" w:type="dxa"/>
+            <w:tcW w:w="2798" w:type="dxa"/>
             <w:tcBorders>
               <w:top w:val="single" w:sz="4" w:space="0" w:color="000000"/>
               <w:start w:val="single" w:sz="4" w:space="0" w:color="000000"/>
@@ -2185,7 +2116,7 @@
         </w:tc>
         <w:tc>
           <w:tcPr>
-            <w:tcW w:w="2455" w:type="dxa"/>
+            <w:tcW w:w="2456" w:type="dxa"/>
             <w:tcBorders>
               <w:top w:val="single" w:sz="4" w:space="0" w:color="000000"/>
               <w:start w:val="single" w:sz="4" w:space="0" w:color="000000"/>
@@ -2253,8 +2184,6 @@
       <w:r>
         <w:rPr>
           <w:rFonts w:ascii="Times New Roman" w:hAnsi="Times New Roman"/>
-          <w:sz w:val="22"/>
-          <w:szCs w:val="22"/>
         </w:rPr>
       </w:r>
     </w:p>
@@ -2321,6 +2250,31 @@
           <w:szCs w:val="22"/>
         </w:rPr>
         <w:t>Objective: Ensure the organization has the people, tools, and documentation in place before an incident occurs.</w:t>
+      </w:r>
+    </w:p>
+    <w:p>
+      <w:pPr>
+        <w:pStyle w:val="ListParagraph"/>
+        <w:numPr>
+          <w:ilvl w:val="0"/>
+          <w:numId w:val="27"/>
+        </w:numPr>
+        <w:bidi w:val="0"/>
+        <w:spacing w:lineRule="auto" w:line="240" w:before="0" w:after="80"/>
+        <w:jc w:val="start"/>
+        <w:rPr>
+          <w:rFonts w:ascii="Times New Roman" w:hAnsi="Times New Roman"/>
+          <w:sz w:val="22"/>
+          <w:szCs w:val="22"/>
+        </w:rPr>
+      </w:pPr>
+      <w:r>
+        <w:rPr>
+          <w:rFonts w:ascii="Times New Roman" w:hAnsi="Times New Roman"/>
+          <w:sz w:val="22"/>
+          <w:szCs w:val="22"/>
+        </w:rPr>
+        <w:t>Maintain an up-to-date asset inventory and network diagram covering all critical systems.</w:t>
       </w:r>
     </w:p>
     <w:p>
@@ -2345,7 +2299,7 @@
           <w:sz w:val="22"/>
           <w:szCs w:val="22"/>
         </w:rPr>
-        <w:t>Maintain an up-to-date asset inventory and network diagram covering all critical systems.</w:t>
+        <w:t>Deploy and maintain endpoint detection and response (EDR), SIEM logging, and network monitoring tools with alerting thresholds tuned to reduce false negatives.</w:t>
       </w:r>
     </w:p>
     <w:p>
@@ -2353,7 +2307,7 @@
         <w:pStyle w:val="ListParagraph"/>
         <w:numPr>
           <w:ilvl w:val="0"/>
-          <w:numId w:val="3"/>
+          <w:numId w:val="19"/>
         </w:numPr>
         <w:bidi w:val="0"/>
         <w:spacing w:lineRule="auto" w:line="240" w:before="0" w:after="80"/>
@@ -2370,7 +2324,7 @@
           <w:sz w:val="22"/>
           <w:szCs w:val="22"/>
         </w:rPr>
-        <w:t>Deploy and maintain endpoint detection and response (EDR), SIEM logging, and network monitoring tools with alerting thresholds tuned to reduce false negatives.</w:t>
+        <w:t>Keep this IRP, the contact/escalation list, and playbooks for common incident types (Appendix A) current; review at least annually.</w:t>
       </w:r>
     </w:p>
     <w:p>
@@ -2378,7 +2332,7 @@
         <w:pStyle w:val="ListParagraph"/>
         <w:numPr>
           <w:ilvl w:val="0"/>
-          <w:numId w:val="3"/>
+          <w:numId w:val="19"/>
         </w:numPr>
         <w:bidi w:val="0"/>
         <w:spacing w:lineRule="auto" w:line="240" w:before="0" w:after="80"/>
@@ -2395,7 +2349,7 @@
           <w:sz w:val="22"/>
           <w:szCs w:val="22"/>
         </w:rPr>
-        <w:t>Keep this IRP, the contact/escalation list, and playbooks for common incident types (Appendix A) current; review at least annually.</w:t>
+        <w:t>Provide security awareness training to all staff, including phishing-recognition exercises, at least twice a year.</w:t>
       </w:r>
     </w:p>
     <w:p>
@@ -2403,7 +2357,7 @@
         <w:pStyle w:val="ListParagraph"/>
         <w:numPr>
           <w:ilvl w:val="0"/>
-          <w:numId w:val="3"/>
+          <w:numId w:val="19"/>
         </w:numPr>
         <w:bidi w:val="0"/>
         <w:spacing w:lineRule="auto" w:line="240" w:before="0" w:after="80"/>
@@ -2420,7 +2374,7 @@
           <w:sz w:val="22"/>
           <w:szCs w:val="22"/>
         </w:rPr>
-        <w:t>Provide security awareness training to all staff, including phishing-recognition exercises, at least twice a year.</w:t>
+        <w:t>Establish and test data backup procedures, including offline/immutable backups, on a defined schedule (Section 8).</w:t>
       </w:r>
     </w:p>
     <w:p>
@@ -2428,7 +2382,7 @@
         <w:pStyle w:val="ListParagraph"/>
         <w:numPr>
           <w:ilvl w:val="0"/>
-          <w:numId w:val="3"/>
+          <w:numId w:val="19"/>
         </w:numPr>
         <w:bidi w:val="0"/>
         <w:spacing w:lineRule="auto" w:line="240" w:before="0" w:after="80"/>
@@ -2445,7 +2399,7 @@
           <w:sz w:val="22"/>
           <w:szCs w:val="22"/>
         </w:rPr>
-        <w:t>Establish and test data backup procedures, including offline/immutable backups, on a defined schedule (Section 8).</w:t>
+        <w:t>Conduct at least one tabletop exercise or simulated incident per year to validate this plan and team readiness.</w:t>
       </w:r>
     </w:p>
     <w:p>
@@ -2453,32 +2407,7 @@
         <w:pStyle w:val="ListParagraph"/>
         <w:numPr>
           <w:ilvl w:val="0"/>
-          <w:numId w:val="3"/>
-        </w:numPr>
-        <w:bidi w:val="0"/>
-        <w:spacing w:lineRule="auto" w:line="240" w:before="0" w:after="80"/>
-        <w:jc w:val="start"/>
-        <w:rPr>
-          <w:rFonts w:ascii="Times New Roman" w:hAnsi="Times New Roman"/>
-          <w:sz w:val="22"/>
-          <w:szCs w:val="22"/>
-        </w:rPr>
-      </w:pPr>
-      <w:r>
-        <w:rPr>
-          <w:rFonts w:ascii="Times New Roman" w:hAnsi="Times New Roman"/>
-          <w:sz w:val="22"/>
-          <w:szCs w:val="22"/>
-        </w:rPr>
-        <w:t>Conduct at least one tabletop exercise or simulated incident per year to validate this plan and team readiness.</w:t>
-      </w:r>
-    </w:p>
-    <w:p>
-      <w:pPr>
-        <w:pStyle w:val="ListParagraph"/>
-        <w:numPr>
-          <w:ilvl w:val="0"/>
-          <w:numId w:val="3"/>
+          <w:numId w:val="19"/>
         </w:numPr>
         <w:bidi w:val="0"/>
         <w:spacing w:lineRule="auto" w:line="240" w:before="0" w:after="80"/>
@@ -3410,123 +3339,76 @@
     </w:p>
     <w:p>
       <w:pPr>
-        <w:pStyle w:val="Normal"/>
-        <w:bidi w:val="0"/>
-        <w:spacing w:lineRule="auto" w:line="240"/>
-        <w:jc w:val="start"/>
-        <w:rPr>
-          <w:rFonts w:ascii="Times New Roman" w:hAnsi="Times New Roman"/>
-        </w:rPr>
-      </w:pPr>
-      <w:r>
-        <w:rPr>
-          <w:rFonts w:ascii="Times New Roman" w:hAnsi="Times New Roman"/>
-          <w:sz w:val="22"/>
-          <w:szCs w:val="22"/>
-        </w:rPr>
-      </w:r>
-    </w:p>
-    <w:p>
-      <w:pPr>
-        <w:pStyle w:val="Normal"/>
-        <w:bidi w:val="0"/>
-        <w:spacing w:lineRule="auto" w:line="240" w:before="57" w:after="57"/>
-        <w:jc w:val="start"/>
-        <w:rPr>
-          <w:rFonts w:ascii="Times New Roman" w:hAnsi="Times New Roman"/>
-          <w:sz w:val="28"/>
-          <w:szCs w:val="28"/>
-        </w:rPr>
-      </w:pPr>
-      <w:r>
-        <w:rPr>
-          <w:rFonts w:ascii="Times New Roman" w:hAnsi="Times New Roman"/>
-          <w:sz w:val="28"/>
-          <w:szCs w:val="28"/>
-        </w:rPr>
-        <w:t>6. COMMUNICATION PLA</w:t>
-      </w:r>
-      <w:r>
-        <w:rPr>
-          <w:rFonts w:ascii="Times New Roman" w:hAnsi="Times New Roman"/>
-          <w:sz w:val="28"/>
-          <w:szCs w:val="28"/>
-        </w:rPr>
-        <w:t>N</w:t>
-      </w:r>
-    </w:p>
-    <w:p>
-      <w:pPr>
-        <w:pStyle w:val="Normal"/>
-        <w:bidi w:val="0"/>
-        <w:spacing w:lineRule="auto" w:line="240" w:before="57" w:after="57"/>
-        <w:jc w:val="start"/>
-        <w:rPr>
-          <w:rFonts w:ascii="Times New Roman" w:hAnsi="Times New Roman"/>
-          <w:sz w:val="28"/>
-          <w:szCs w:val="28"/>
-        </w:rPr>
-      </w:pPr>
-      <w:r>
+        <w:pStyle w:val="ListParagraph"/>
+        <w:bidi w:val="0"/>
+        <w:spacing w:lineRule="auto" w:line="240" w:before="0" w:after="80"/>
+        <w:jc w:val="start"/>
+        <w:rPr>
+          <w:rFonts w:ascii="Times New Roman" w:hAnsi="Times New Roman"/>
+          <w:sz w:val="22"/>
+          <w:szCs w:val="22"/>
+        </w:rPr>
+      </w:pPr>
+      <w:r>
+        <w:rPr>
+          <w:rFonts w:ascii="Times New Roman" w:hAnsi="Times New Roman"/>
+          <w:sz w:val="22"/>
+          <w:szCs w:val="22"/>
+        </w:rPr>
+      </w:r>
+    </w:p>
+    <w:p>
+      <w:pPr>
+        <w:pStyle w:val="ListParagraph"/>
+        <w:bidi w:val="0"/>
+        <w:spacing w:lineRule="auto" w:line="240" w:before="0" w:after="80"/>
+        <w:jc w:val="start"/>
+        <w:rPr>
+          <w:rFonts w:ascii="Times New Roman" w:hAnsi="Times New Roman"/>
+          <w:sz w:val="22"/>
+          <w:szCs w:val="22"/>
+        </w:rPr>
+      </w:pPr>
+      <w:r>
+        <w:rPr>
+          <w:rFonts w:ascii="Times New Roman" w:hAnsi="Times New Roman"/>
+          <w:sz w:val="22"/>
+          <w:szCs w:val="22"/>
+        </w:rPr>
+      </w:r>
+    </w:p>
+    <w:p>
+      <w:pPr>
+        <w:pStyle w:val="ListParagraph"/>
+        <w:bidi w:val="0"/>
+        <w:spacing w:lineRule="auto" w:line="240" w:before="0" w:after="80"/>
+        <w:jc w:val="start"/>
+        <w:rPr>
+          <w:rFonts w:ascii="Times New Roman" w:hAnsi="Times New Roman"/>
+          <w:sz w:val="22"/>
+          <w:szCs w:val="22"/>
+        </w:rPr>
+      </w:pPr>
+      <w:r>
+        <w:rPr>
+          <w:rFonts w:ascii="Times New Roman" w:hAnsi="Times New Roman"/>
+          <w:sz w:val="22"/>
+          <w:szCs w:val="22"/>
+        </w:rPr>
+      </w:r>
+    </w:p>
+    <w:p>
+      <w:pPr>
+        <w:pStyle w:val="ListParagraph"/>
+        <w:bidi w:val="0"/>
+        <w:spacing w:lineRule="auto" w:line="240" w:before="0" w:after="80"/>
+        <w:jc w:val="start"/>
         <w:rPr>
           <w:rFonts w:ascii="Times New Roman" w:hAnsi="Times New Roman"/>
           <w:sz w:val="26"/>
           <w:szCs w:val="26"/>
           <w:u w:val="single"/>
         </w:rPr>
-        <w:t>6.1 Internal Communication</w:t>
-      </w:r>
-    </w:p>
-    <w:p>
-      <w:pPr>
-        <w:pStyle w:val="Normal"/>
-        <w:bidi w:val="0"/>
-        <w:spacing w:lineRule="auto" w:line="240" w:before="0" w:after="140"/>
-        <w:jc w:val="start"/>
-        <w:rPr>
-          <w:rFonts w:ascii="Times New Roman" w:hAnsi="Times New Roman"/>
-          <w:sz w:val="22"/>
-          <w:szCs w:val="22"/>
-        </w:rPr>
-      </w:pPr>
-      <w:r>
-        <w:rPr>
-          <w:rFonts w:ascii="Times New Roman" w:hAnsi="Times New Roman"/>
-          <w:sz w:val="22"/>
-          <w:szCs w:val="22"/>
-        </w:rPr>
-        <w:t>All incident-related communication during an active response occurs through the designated incident channel, not through general email, to avoid alerting a potential attacker who may have access to email systems. The Communications Lead issues status updates to leadership at intervals appropriate to severity: every 30–60 minutes for SEV-1, every 2–4 hours for SEV-2, and daily for SEV-3/SEV-4.</w:t>
-      </w:r>
-    </w:p>
-    <w:p>
-      <w:pPr>
-        <w:pStyle w:val="Normal"/>
-        <w:bidi w:val="0"/>
-        <w:spacing w:lineRule="auto" w:line="240"/>
-        <w:jc w:val="start"/>
-        <w:rPr>
-          <w:rFonts w:ascii="Times New Roman" w:hAnsi="Times New Roman"/>
-          <w:sz w:val="28"/>
-          <w:szCs w:val="28"/>
-        </w:rPr>
-      </w:pPr>
-      <w:r>
-        <w:rPr>
-          <w:rFonts w:ascii="Times New Roman" w:hAnsi="Times New Roman"/>
-          <w:sz w:val="22"/>
-          <w:szCs w:val="22"/>
-        </w:rPr>
-      </w:r>
-    </w:p>
-    <w:p>
-      <w:pPr>
-        <w:pStyle w:val="Normal"/>
-        <w:bidi w:val="0"/>
-        <w:spacing w:lineRule="auto" w:line="240"/>
-        <w:jc w:val="start"/>
-        <w:rPr>
-          <w:rFonts w:ascii="Times New Roman" w:hAnsi="Times New Roman"/>
-        </w:rPr>
       </w:pPr>
       <w:r>
         <w:rPr>
@@ -3535,42 +3417,716 @@
           <w:szCs w:val="26"/>
           <w:u w:val="single"/>
         </w:rPr>
-        <w:t>6.2 External Communication</w:t>
+        <w:t>5.7 WORKED SCENARIO: RANSOMWARE &amp; DATA EXFILTRATION RESPONSE</w:t>
+      </w:r>
+    </w:p>
+    <w:p>
+      <w:pPr>
+        <w:pStyle w:val="ListParagraph"/>
+        <w:bidi w:val="0"/>
+        <w:spacing w:lineRule="auto" w:line="240" w:before="0" w:after="80"/>
+        <w:jc w:val="start"/>
+        <w:rPr>
+          <w:rFonts w:ascii="Times New Roman" w:hAnsi="Times New Roman"/>
+          <w:sz w:val="22"/>
+          <w:szCs w:val="22"/>
+        </w:rPr>
+      </w:pPr>
+      <w:r>
+        <w:rPr>
+          <w:rFonts w:ascii="Times New Roman" w:hAnsi="Times New Roman"/>
+          <w:sz w:val="22"/>
+          <w:szCs w:val="22"/>
+        </w:rPr>
+        <w:t>To demonstrate the operational execution of this IRP, the following baseline procedure applies to a ransomware intrusion (e.g., LockBit/BlackCat variant):</w:t>
+      </w:r>
+    </w:p>
+    <w:p>
+      <w:pPr>
+        <w:pStyle w:val="ListParagraph"/>
+        <w:bidi w:val="0"/>
+        <w:spacing w:lineRule="auto" w:line="240" w:before="0" w:after="80"/>
+        <w:jc w:val="start"/>
+        <w:rPr>
+          <w:rFonts w:ascii="Times New Roman" w:hAnsi="Times New Roman"/>
+          <w:sz w:val="22"/>
+          <w:szCs w:val="22"/>
+        </w:rPr>
+      </w:pPr>
+      <w:r>
+        <w:rPr>
+          <w:rFonts w:ascii="Times New Roman" w:hAnsi="Times New Roman"/>
+          <w:sz w:val="22"/>
+          <w:szCs w:val="22"/>
+        </w:rPr>
+      </w:r>
+    </w:p>
+    <w:p>
+      <w:pPr>
+        <w:pStyle w:val="ListParagraph"/>
+        <w:numPr>
+          <w:ilvl w:val="0"/>
+          <w:numId w:val="20"/>
+        </w:numPr>
+        <w:bidi w:val="0"/>
+        <w:spacing w:lineRule="auto" w:line="240" w:before="0" w:after="80"/>
+        <w:jc w:val="start"/>
+        <w:rPr>
+          <w:rFonts w:ascii="Times New Roman" w:hAnsi="Times New Roman"/>
+          <w:sz w:val="22"/>
+          <w:szCs w:val="22"/>
+        </w:rPr>
+      </w:pPr>
+      <w:r>
+        <w:rPr>
+          <w:rFonts w:ascii="Times New Roman" w:hAnsi="Times New Roman"/>
+          <w:sz w:val="22"/>
+          <w:szCs w:val="22"/>
+        </w:rPr>
+        <w:t>Detection &amp; Triaging (T0 to T+15m):</w:t>
+      </w:r>
+    </w:p>
+    <w:p>
+      <w:pPr>
+        <w:pStyle w:val="ListParagraph"/>
+        <w:widowControl/>
+        <w:numPr>
+          <w:ilvl w:val="0"/>
+          <w:numId w:val="21"/>
+        </w:numPr>
+        <w:suppressAutoHyphens w:val="true"/>
+        <w:bidi w:val="0"/>
+        <w:spacing w:lineRule="auto" w:line="240" w:before="0" w:after="80"/>
+        <w:jc w:val="start"/>
+        <w:rPr>
+          <w:rFonts w:ascii="Times New Roman" w:hAnsi="Times New Roman"/>
+          <w:sz w:val="22"/>
+          <w:szCs w:val="22"/>
+        </w:rPr>
+      </w:pPr>
+      <w:r>
+        <w:rPr>
+          <w:rFonts w:ascii="Times New Roman" w:hAnsi="Times New Roman"/>
+          <w:sz w:val="22"/>
+          <w:szCs w:val="22"/>
+        </w:rPr>
+        <w:t>Telemetry Trigger: SIEM triggers alert on anomalous volume of file rename events (.locked extension) and high CPU utilization by an unverified binary (`svchost_update.exe`).</w:t>
+      </w:r>
+    </w:p>
+    <w:p>
+      <w:pPr>
+        <w:pStyle w:val="ListParagraph"/>
+        <w:widowControl/>
+        <w:numPr>
+          <w:ilvl w:val="0"/>
+          <w:numId w:val="21"/>
+        </w:numPr>
+        <w:suppressAutoHyphens w:val="true"/>
+        <w:bidi w:val="0"/>
+        <w:spacing w:lineRule="auto" w:line="240" w:before="0" w:after="80"/>
+        <w:jc w:val="start"/>
+        <w:rPr>
+          <w:rFonts w:ascii="Times New Roman" w:hAnsi="Times New Roman"/>
+          <w:sz w:val="22"/>
+          <w:szCs w:val="22"/>
+        </w:rPr>
+      </w:pPr>
+      <w:r>
+        <w:rPr>
+          <w:rFonts w:ascii="Times New Roman" w:hAnsi="Times New Roman"/>
+          <w:sz w:val="22"/>
+          <w:szCs w:val="22"/>
+        </w:rPr>
+        <w:t>Volatile Data Acquisition: Security Analyst initiates remote memory capture via WinPmem / FTK Imager CLI before cutting network lines.</w:t>
+      </w:r>
+    </w:p>
+    <w:p>
+      <w:pPr>
+        <w:pStyle w:val="ListParagraph"/>
+        <w:widowControl/>
+        <w:numPr>
+          <w:ilvl w:val="0"/>
+          <w:numId w:val="21"/>
+        </w:numPr>
+        <w:suppressAutoHyphens w:val="true"/>
+        <w:bidi w:val="0"/>
+        <w:spacing w:lineRule="auto" w:line="240" w:before="0" w:after="80"/>
+        <w:jc w:val="start"/>
+        <w:rPr>
+          <w:rFonts w:ascii="Times New Roman" w:hAnsi="Times New Roman"/>
+          <w:sz w:val="22"/>
+          <w:szCs w:val="22"/>
+        </w:rPr>
+      </w:pPr>
+      <w:r>
+        <w:rPr>
+          <w:rFonts w:ascii="Times New Roman" w:hAnsi="Times New Roman"/>
+          <w:sz w:val="22"/>
+          <w:szCs w:val="22"/>
+        </w:rPr>
+        <w:t>Initial Artifacts Documented:</w:t>
+      </w:r>
+    </w:p>
+    <w:p>
+      <w:pPr>
+        <w:pStyle w:val="ListParagraph"/>
+        <w:widowControl/>
+        <w:numPr>
+          <w:ilvl w:val="0"/>
+          <w:numId w:val="22"/>
+        </w:numPr>
+        <w:suppressAutoHyphens w:val="true"/>
+        <w:bidi w:val="0"/>
+        <w:spacing w:lineRule="auto" w:line="240" w:before="0" w:after="80"/>
+        <w:ind w:hanging="360" w:start="1080" w:end="0"/>
+        <w:jc w:val="start"/>
+        <w:rPr>
+          <w:rFonts w:ascii="Times New Roman" w:hAnsi="Times New Roman"/>
+          <w:sz w:val="22"/>
+          <w:szCs w:val="22"/>
+        </w:rPr>
+      </w:pPr>
+      <w:r>
+        <w:rPr>
+          <w:rFonts w:ascii="Times New Roman" w:hAnsi="Times New Roman"/>
+          <w:sz w:val="22"/>
+          <w:szCs w:val="22"/>
+        </w:rPr>
+        <w:t>Malicious Process: PID 4812 (`C:\Users\Public\svchost_update.exe`)</w:t>
+      </w:r>
+    </w:p>
+    <w:p>
+      <w:pPr>
+        <w:pStyle w:val="ListParagraph"/>
+        <w:widowControl/>
+        <w:numPr>
+          <w:ilvl w:val="0"/>
+          <w:numId w:val="22"/>
+        </w:numPr>
+        <w:suppressAutoHyphens w:val="true"/>
+        <w:bidi w:val="0"/>
+        <w:spacing w:lineRule="auto" w:line="240" w:before="0" w:after="80"/>
+        <w:ind w:hanging="360" w:start="1080" w:end="0"/>
+        <w:jc w:val="start"/>
+        <w:rPr/>
+      </w:pPr>
+      <w:r>
+        <w:rPr/>
+        <w:t>C2 IP Address: `198.51.100.45:443`</w:t>
+      </w:r>
+    </w:p>
+    <w:p>
+      <w:pPr>
+        <w:pStyle w:val="ListParagraph"/>
+        <w:widowControl/>
+        <w:numPr>
+          <w:ilvl w:val="0"/>
+          <w:numId w:val="22"/>
+        </w:numPr>
+        <w:suppressAutoHyphens w:val="true"/>
+        <w:bidi w:val="0"/>
+        <w:spacing w:lineRule="auto" w:line="240" w:before="0" w:after="80"/>
+        <w:ind w:hanging="360" w:start="1080" w:end="0"/>
+        <w:jc w:val="start"/>
+        <w:rPr>
+          <w:rFonts w:ascii="Times New Roman" w:hAnsi="Times New Roman"/>
+          <w:sz w:val="22"/>
+          <w:szCs w:val="22"/>
+        </w:rPr>
+      </w:pPr>
+      <w:r>
+        <w:rPr>
+          <w:rFonts w:ascii="Times New Roman" w:hAnsi="Times New Roman"/>
+          <w:sz w:val="22"/>
+          <w:szCs w:val="22"/>
+        </w:rPr>
+        <w:t>Target Systems: FileServer01 (IP: `10.0.4.15`), Domain Controller (IP: `10.0.1.5`)</w:t>
+      </w:r>
+    </w:p>
+    <w:p>
+      <w:pPr>
+        <w:pStyle w:val="ListParagraph"/>
+        <w:bidi w:val="0"/>
+        <w:spacing w:lineRule="auto" w:line="240" w:before="0" w:after="80"/>
+        <w:jc w:val="start"/>
+        <w:rPr>
+          <w:rFonts w:ascii="Times New Roman" w:hAnsi="Times New Roman"/>
+          <w:sz w:val="22"/>
+          <w:szCs w:val="22"/>
+        </w:rPr>
+      </w:pPr>
+      <w:r>
+        <w:rPr>
+          <w:rFonts w:ascii="Times New Roman" w:hAnsi="Times New Roman"/>
+          <w:sz w:val="22"/>
+          <w:szCs w:val="22"/>
+        </w:rPr>
+      </w:r>
+    </w:p>
+    <w:p>
+      <w:pPr>
+        <w:pStyle w:val="ListParagraph"/>
+        <w:numPr>
+          <w:ilvl w:val="0"/>
+          <w:numId w:val="20"/>
+        </w:numPr>
+        <w:bidi w:val="0"/>
+        <w:spacing w:lineRule="auto" w:line="240" w:before="0" w:after="80"/>
+        <w:jc w:val="start"/>
+        <w:rPr>
+          <w:rFonts w:ascii="Times New Roman" w:hAnsi="Times New Roman"/>
+          <w:sz w:val="22"/>
+          <w:szCs w:val="22"/>
+        </w:rPr>
+      </w:pPr>
+      <w:r>
+        <w:rPr>
+          <w:rFonts w:ascii="Times New Roman" w:hAnsi="Times New Roman"/>
+          <w:sz w:val="22"/>
+          <w:szCs w:val="22"/>
+        </w:rPr>
+        <w:t>Containment &amp; Network Isolation (T+15m to T+45m):</w:t>
+      </w:r>
+    </w:p>
+    <w:p>
+      <w:pPr>
+        <w:pStyle w:val="ListParagraph"/>
+        <w:numPr>
+          <w:ilvl w:val="0"/>
+          <w:numId w:val="23"/>
+        </w:numPr>
+        <w:bidi w:val="0"/>
+        <w:spacing w:lineRule="auto" w:line="240" w:before="0" w:after="80"/>
+        <w:jc w:val="start"/>
+        <w:rPr>
+          <w:rFonts w:ascii="Times New Roman" w:hAnsi="Times New Roman"/>
+          <w:sz w:val="22"/>
+          <w:szCs w:val="22"/>
+        </w:rPr>
+      </w:pPr>
+      <w:r>
+        <w:rPr>
+          <w:rFonts w:ascii="Times New Roman" w:hAnsi="Times New Roman"/>
+          <w:sz w:val="22"/>
+          <w:szCs w:val="22"/>
+        </w:rPr>
+        <w:t>Isolate FileServer01 and affected subnet at switch-port level (VLAN 999 Quarantine).</w:t>
+      </w:r>
+    </w:p>
+    <w:p>
+      <w:pPr>
+        <w:pStyle w:val="ListParagraph"/>
+        <w:numPr>
+          <w:ilvl w:val="0"/>
+          <w:numId w:val="23"/>
+        </w:numPr>
+        <w:bidi w:val="0"/>
+        <w:spacing w:lineRule="auto" w:line="240" w:before="0" w:after="80"/>
+        <w:jc w:val="start"/>
+        <w:rPr>
+          <w:rFonts w:ascii="Times New Roman" w:hAnsi="Times New Roman"/>
+          <w:sz w:val="22"/>
+          <w:szCs w:val="22"/>
+        </w:rPr>
+      </w:pPr>
+      <w:r>
+        <w:rPr>
+          <w:rFonts w:ascii="Times New Roman" w:hAnsi="Times New Roman"/>
+          <w:sz w:val="22"/>
+          <w:szCs w:val="22"/>
+        </w:rPr>
+        <w:t>Invalidate Kerberos ticket-granting tickets (krbtgt account reset twice) in Active Directory to disrupt pass-the-ticket persistence.</w:t>
+      </w:r>
+    </w:p>
+    <w:p>
+      <w:pPr>
+        <w:pStyle w:val="ListParagraph"/>
+        <w:numPr>
+          <w:ilvl w:val="0"/>
+          <w:numId w:val="23"/>
+        </w:numPr>
+        <w:bidi w:val="0"/>
+        <w:spacing w:lineRule="auto" w:line="240" w:before="0" w:after="80"/>
+        <w:jc w:val="start"/>
+        <w:rPr>
+          <w:rFonts w:ascii="Times New Roman" w:hAnsi="Times New Roman"/>
+          <w:sz w:val="22"/>
+          <w:szCs w:val="22"/>
+        </w:rPr>
+      </w:pPr>
+      <w:r>
+        <w:rPr>
+          <w:rFonts w:ascii="Times New Roman" w:hAnsi="Times New Roman"/>
+          <w:sz w:val="22"/>
+          <w:szCs w:val="22"/>
+        </w:rPr>
+        <w:t>Deploy host-level firewall block rules via GPO/EDR targeting outbound connections to `198.51.100.0/24`.</w:t>
+      </w:r>
+    </w:p>
+    <w:p>
+      <w:pPr>
+        <w:pStyle w:val="ListParagraph"/>
+        <w:bidi w:val="0"/>
+        <w:spacing w:lineRule="auto" w:line="240" w:before="0" w:after="80"/>
+        <w:jc w:val="start"/>
+        <w:rPr>
+          <w:rFonts w:ascii="Times New Roman" w:hAnsi="Times New Roman"/>
+          <w:sz w:val="22"/>
+          <w:szCs w:val="22"/>
+        </w:rPr>
+      </w:pPr>
+      <w:r>
+        <w:rPr>
+          <w:rFonts w:ascii="Times New Roman" w:hAnsi="Times New Roman"/>
+          <w:sz w:val="22"/>
+          <w:szCs w:val="22"/>
+        </w:rPr>
+      </w:r>
+    </w:p>
+    <w:p>
+      <w:pPr>
+        <w:pStyle w:val="ListParagraph"/>
+        <w:numPr>
+          <w:ilvl w:val="0"/>
+          <w:numId w:val="20"/>
+        </w:numPr>
+        <w:bidi w:val="0"/>
+        <w:spacing w:lineRule="auto" w:line="240" w:before="0" w:after="80"/>
+        <w:jc w:val="start"/>
+        <w:rPr>
+          <w:rFonts w:ascii="Times New Roman" w:hAnsi="Times New Roman"/>
+          <w:sz w:val="22"/>
+          <w:szCs w:val="22"/>
+        </w:rPr>
+      </w:pPr>
+      <w:r>
+        <w:rPr>
+          <w:rFonts w:ascii="Times New Roman" w:hAnsi="Times New Roman"/>
+          <w:sz w:val="22"/>
+          <w:szCs w:val="22"/>
+        </w:rPr>
+        <w:t>Eradication &amp; Forensic Verification (T+45m to T+4h):</w:t>
+      </w:r>
+    </w:p>
+    <w:p>
+      <w:pPr>
+        <w:pStyle w:val="ListParagraph"/>
+        <w:numPr>
+          <w:ilvl w:val="0"/>
+          <w:numId w:val="24"/>
+        </w:numPr>
+        <w:bidi w:val="0"/>
+        <w:spacing w:lineRule="auto" w:line="240" w:before="0" w:after="80"/>
+        <w:jc w:val="start"/>
+        <w:rPr>
+          <w:rFonts w:ascii="Times New Roman" w:hAnsi="Times New Roman"/>
+          <w:sz w:val="22"/>
+          <w:szCs w:val="22"/>
+        </w:rPr>
+      </w:pPr>
+      <w:r>
+        <w:rPr>
+          <w:rFonts w:ascii="Times New Roman" w:hAnsi="Times New Roman"/>
+          <w:sz w:val="22"/>
+          <w:szCs w:val="22"/>
+        </w:rPr>
+        <w:t>Extract and verify file hashes: SHA-256 `e3b0c44298fc1c149afbf4c8996fb92427ae41e4649b934ca495991b7852b855`.</w:t>
+      </w:r>
+    </w:p>
+    <w:p>
+      <w:pPr>
+        <w:pStyle w:val="ListParagraph"/>
+        <w:numPr>
+          <w:ilvl w:val="0"/>
+          <w:numId w:val="24"/>
+        </w:numPr>
+        <w:bidi w:val="0"/>
+        <w:spacing w:lineRule="auto" w:line="240" w:before="0" w:after="80"/>
+        <w:jc w:val="start"/>
+        <w:rPr>
+          <w:rFonts w:ascii="Times New Roman" w:hAnsi="Times New Roman"/>
+          <w:sz w:val="22"/>
+          <w:szCs w:val="22"/>
+        </w:rPr>
+      </w:pPr>
+      <w:r>
+        <w:rPr>
+          <w:rFonts w:ascii="Times New Roman" w:hAnsi="Times New Roman"/>
+          <w:sz w:val="22"/>
+          <w:szCs w:val="22"/>
+        </w:rPr>
+        <w:t>Remove scheduled tasks created under `\Microsoft\Windows\UpdateOrchestrator\SystemTask`.</w:t>
+      </w:r>
+    </w:p>
+    <w:p>
+      <w:pPr>
+        <w:pStyle w:val="ListParagraph"/>
+        <w:numPr>
+          <w:ilvl w:val="0"/>
+          <w:numId w:val="24"/>
+        </w:numPr>
+        <w:bidi w:val="0"/>
+        <w:spacing w:lineRule="auto" w:line="240" w:before="0" w:after="80"/>
+        <w:jc w:val="start"/>
+        <w:rPr>
+          <w:rFonts w:ascii="Times New Roman" w:hAnsi="Times New Roman"/>
+          <w:sz w:val="22"/>
+          <w:szCs w:val="22"/>
+        </w:rPr>
+      </w:pPr>
+      <w:r>
+        <w:rPr>
+          <w:rFonts w:ascii="Times New Roman" w:hAnsi="Times New Roman"/>
+          <w:sz w:val="22"/>
+          <w:szCs w:val="22"/>
+        </w:rPr>
+        <w:t>Perform full offline malware scan using standalone endpoint engine across adjacent nodes.</w:t>
+      </w:r>
+    </w:p>
+    <w:p>
+      <w:pPr>
+        <w:pStyle w:val="ListParagraph"/>
+        <w:bidi w:val="0"/>
+        <w:spacing w:lineRule="auto" w:line="240" w:before="0" w:after="80"/>
+        <w:jc w:val="start"/>
+        <w:rPr>
+          <w:rFonts w:ascii="Times New Roman" w:hAnsi="Times New Roman"/>
+          <w:sz w:val="22"/>
+          <w:szCs w:val="22"/>
+        </w:rPr>
+      </w:pPr>
+      <w:r>
+        <w:rPr>
+          <w:rFonts w:ascii="Times New Roman" w:hAnsi="Times New Roman"/>
+          <w:sz w:val="22"/>
+          <w:szCs w:val="22"/>
+        </w:rPr>
+      </w:r>
+    </w:p>
+    <w:p>
+      <w:pPr>
+        <w:pStyle w:val="ListParagraph"/>
+        <w:numPr>
+          <w:ilvl w:val="0"/>
+          <w:numId w:val="20"/>
+        </w:numPr>
+        <w:bidi w:val="0"/>
+        <w:spacing w:lineRule="auto" w:line="240" w:before="0" w:after="80"/>
+        <w:jc w:val="start"/>
+        <w:rPr>
+          <w:rFonts w:ascii="Times New Roman" w:hAnsi="Times New Roman"/>
+          <w:sz w:val="22"/>
+          <w:szCs w:val="22"/>
+        </w:rPr>
+      </w:pPr>
+      <w:r>
+        <w:rPr>
+          <w:rFonts w:ascii="Times New Roman" w:hAnsi="Times New Roman"/>
+          <w:sz w:val="22"/>
+          <w:szCs w:val="22"/>
+        </w:rPr>
+        <w:t>Recovery &amp; Integrity Verification:</w:t>
+      </w:r>
+    </w:p>
+    <w:p>
+      <w:pPr>
+        <w:pStyle w:val="ListParagraph"/>
+        <w:numPr>
+          <w:ilvl w:val="0"/>
+          <w:numId w:val="25"/>
+        </w:numPr>
+        <w:bidi w:val="0"/>
+        <w:spacing w:lineRule="auto" w:line="240" w:before="0" w:after="80"/>
+        <w:jc w:val="start"/>
+        <w:rPr>
+          <w:rFonts w:ascii="Times New Roman" w:hAnsi="Times New Roman"/>
+          <w:sz w:val="22"/>
+          <w:szCs w:val="22"/>
+        </w:rPr>
+      </w:pPr>
+      <w:r>
+        <w:rPr>
+          <w:rFonts w:ascii="Times New Roman" w:hAnsi="Times New Roman"/>
+          <w:sz w:val="22"/>
+          <w:szCs w:val="22"/>
+        </w:rPr>
+        <w:t>Restore clean system images from immutable AWS S3 Object Lock / offline LTO tape backups (RPO target: &lt; 12 hours).</w:t>
+      </w:r>
+    </w:p>
+    <w:p>
+      <w:pPr>
+        <w:pStyle w:val="ListParagraph"/>
+        <w:numPr>
+          <w:ilvl w:val="0"/>
+          <w:numId w:val="25"/>
+        </w:numPr>
+        <w:bidi w:val="0"/>
+        <w:spacing w:lineRule="auto" w:line="240" w:before="0" w:after="80"/>
+        <w:jc w:val="start"/>
+        <w:rPr>
+          <w:rFonts w:ascii="Times New Roman" w:hAnsi="Times New Roman"/>
+          <w:sz w:val="22"/>
+          <w:szCs w:val="22"/>
+        </w:rPr>
+      </w:pPr>
+      <w:r>
+        <w:rPr>
+          <w:rFonts w:ascii="Times New Roman" w:hAnsi="Times New Roman"/>
+          <w:sz w:val="22"/>
+          <w:szCs w:val="22"/>
+        </w:rPr>
+        <w:t>Re-enable network access under continuous EDR packet inspection for a mandatory 14-day monitoring window.</w:t>
       </w:r>
     </w:p>
     <w:p>
       <w:pPr>
         <w:pStyle w:val="Normal"/>
         <w:bidi w:val="0"/>
-        <w:spacing w:lineRule="auto" w:line="240" w:before="0" w:after="140"/>
-        <w:jc w:val="start"/>
-        <w:rPr>
-          <w:rFonts w:ascii="Times New Roman" w:hAnsi="Times New Roman"/>
-          <w:sz w:val="22"/>
-          <w:szCs w:val="22"/>
-        </w:rPr>
-      </w:pPr>
-      <w:r>
-        <w:rPr>
-          <w:rFonts w:ascii="Times New Roman" w:hAnsi="Times New Roman"/>
-          <w:sz w:val="22"/>
-          <w:szCs w:val="22"/>
-        </w:rPr>
-        <w:t>No external, customer, media, or regulatory communication is issued without approval from Legal Counsel and the Executive Sponsor. The Communications Lead drafts all external messaging and routes it through this approval chain before release.</w:t>
+        <w:spacing w:lineRule="auto" w:line="240"/>
+        <w:jc w:val="start"/>
+        <w:rPr>
+          <w:rFonts w:ascii="Times New Roman" w:hAnsi="Times New Roman"/>
+        </w:rPr>
+      </w:pPr>
+      <w:r>
+        <w:rPr>
+          <w:rFonts w:ascii="Times New Roman" w:hAnsi="Times New Roman"/>
+        </w:rPr>
       </w:r>
     </w:p>
     <w:p>
       <w:pPr>
         <w:pStyle w:val="Normal"/>
         <w:bidi w:val="0"/>
-        <w:spacing w:lineRule="auto" w:line="240" w:before="0" w:after="140"/>
-        <w:jc w:val="start"/>
+        <w:spacing w:lineRule="auto" w:line="240" w:before="57" w:after="57"/>
+        <w:jc w:val="start"/>
+        <w:rPr>
+          <w:rFonts w:ascii="Times New Roman" w:hAnsi="Times New Roman"/>
+          <w:sz w:val="28"/>
+          <w:szCs w:val="28"/>
+        </w:rPr>
+      </w:pPr>
+      <w:r>
+        <w:rPr>
+          <w:rFonts w:ascii="Times New Roman" w:hAnsi="Times New Roman"/>
+          <w:sz w:val="28"/>
+          <w:szCs w:val="28"/>
+        </w:rPr>
+        <w:t>6. COMMUNICATION PLAN</w:t>
+      </w:r>
+    </w:p>
+    <w:p>
+      <w:pPr>
+        <w:pStyle w:val="Normal"/>
+        <w:bidi w:val="0"/>
+        <w:spacing w:lineRule="auto" w:line="240" w:before="57" w:after="57"/>
+        <w:jc w:val="start"/>
+        <w:rPr>
+          <w:rFonts w:ascii="Times New Roman" w:hAnsi="Times New Roman"/>
+          <w:sz w:val="28"/>
+          <w:szCs w:val="28"/>
+        </w:rPr>
+      </w:pPr>
+      <w:r>
         <w:rPr>
           <w:rFonts w:ascii="Times New Roman" w:hAnsi="Times New Roman"/>
           <w:sz w:val="26"/>
           <w:szCs w:val="26"/>
           <w:u w:val="single"/>
         </w:rPr>
+        <w:t>6.1 Internal Communication</w:t>
+      </w:r>
+    </w:p>
+    <w:p>
+      <w:pPr>
+        <w:pStyle w:val="Normal"/>
+        <w:bidi w:val="0"/>
+        <w:spacing w:lineRule="auto" w:line="240" w:before="0" w:after="140"/>
+        <w:jc w:val="start"/>
+        <w:rPr>
+          <w:rFonts w:ascii="Times New Roman" w:hAnsi="Times New Roman"/>
+          <w:sz w:val="22"/>
+          <w:szCs w:val="22"/>
+        </w:rPr>
+      </w:pPr>
+      <w:r>
+        <w:rPr>
+          <w:rFonts w:ascii="Times New Roman" w:hAnsi="Times New Roman"/>
+          <w:sz w:val="22"/>
+          <w:szCs w:val="22"/>
+        </w:rPr>
+        <w:t>All incident-related communication during an active response occurs through the designated incident channel, not through general email, to avoid alerting a potential attacker who may have access to email systems. The Communications Lead issues status updates to leadership at intervals appropriate to severity: every 30–60 minutes for SEV-1, every 2–4 hours for SEV-2, and daily for SEV-3/SEV-4.</w:t>
+      </w:r>
+    </w:p>
+    <w:p>
+      <w:pPr>
+        <w:pStyle w:val="Normal"/>
+        <w:bidi w:val="0"/>
+        <w:spacing w:lineRule="auto" w:line="240"/>
+        <w:jc w:val="start"/>
+        <w:rPr>
+          <w:rFonts w:ascii="Times New Roman" w:hAnsi="Times New Roman"/>
+          <w:sz w:val="28"/>
+          <w:szCs w:val="28"/>
+        </w:rPr>
+      </w:pPr>
+      <w:r>
+        <w:rPr>
+          <w:rFonts w:ascii="Times New Roman" w:hAnsi="Times New Roman"/>
+          <w:sz w:val="28"/>
+          <w:szCs w:val="28"/>
+        </w:rPr>
+      </w:r>
+    </w:p>
+    <w:p>
+      <w:pPr>
+        <w:pStyle w:val="Normal"/>
+        <w:bidi w:val="0"/>
+        <w:spacing w:lineRule="auto" w:line="240"/>
+        <w:jc w:val="start"/>
+        <w:rPr>
+          <w:rFonts w:ascii="Times New Roman" w:hAnsi="Times New Roman"/>
+          <w:sz w:val="28"/>
+          <w:szCs w:val="28"/>
+        </w:rPr>
+      </w:pPr>
+      <w:r>
+        <w:rPr>
+          <w:rFonts w:ascii="Times New Roman" w:hAnsi="Times New Roman"/>
+          <w:sz w:val="28"/>
+          <w:szCs w:val="28"/>
+        </w:rPr>
+      </w:r>
+    </w:p>
+    <w:p>
+      <w:pPr>
+        <w:pStyle w:val="Normal"/>
+        <w:bidi w:val="0"/>
+        <w:spacing w:lineRule="auto" w:line="240"/>
+        <w:jc w:val="start"/>
+        <w:rPr>
+          <w:rFonts w:ascii="Times New Roman" w:hAnsi="Times New Roman"/>
+          <w:sz w:val="28"/>
+          <w:szCs w:val="28"/>
+        </w:rPr>
+      </w:pPr>
+      <w:r>
+        <w:rPr>
+          <w:rFonts w:ascii="Times New Roman" w:hAnsi="Times New Roman"/>
+          <w:sz w:val="28"/>
+          <w:szCs w:val="28"/>
+        </w:rPr>
+      </w:r>
+    </w:p>
+    <w:p>
+      <w:pPr>
+        <w:pStyle w:val="Normal"/>
+        <w:bidi w:val="0"/>
+        <w:spacing w:lineRule="auto" w:line="240"/>
+        <w:jc w:val="start"/>
+        <w:rPr>
+          <w:rFonts w:ascii="Times New Roman" w:hAnsi="Times New Roman"/>
+        </w:rPr>
       </w:pPr>
       <w:r>
         <w:rPr>
@@ -3579,50 +4135,113 @@
           <w:szCs w:val="26"/>
           <w:u w:val="single"/>
         </w:rPr>
-        <w:t>6.3 Regulatory and Legal Notification</w:t>
       </w:r>
     </w:p>
     <w:p>
       <w:pPr>
         <w:pStyle w:val="Normal"/>
         <w:bidi w:val="0"/>
-        <w:spacing w:lineRule="auto" w:line="240" w:before="0" w:after="140"/>
-        <w:jc w:val="start"/>
-        <w:rPr>
-          <w:rFonts w:ascii="Times New Roman" w:hAnsi="Times New Roman"/>
-          <w:sz w:val="22"/>
-          <w:szCs w:val="22"/>
-        </w:rPr>
-      </w:pPr>
-      <w:r>
-        <w:rPr>
-          <w:rFonts w:ascii="Times New Roman" w:hAnsi="Times New Roman"/>
-          <w:sz w:val="22"/>
-          <w:szCs w:val="22"/>
-        </w:rPr>
-        <w:t>Where an incident involves personal data or otherwise triggers a legal reporting obligation, Legal Counsel determines the applicable notification requirements (regulator, affected individuals, and timelines) based on the jurisdictions and data types involved, and ensures notifications are issued within the legally mandated window.</w:t>
-      </w:r>
-    </w:p>
-    <w:p>
-      <w:pPr>
-        <w:pStyle w:val="Normal"/>
-        <w:bidi w:val="0"/>
-        <w:spacing w:lineRule="auto" w:line="240" w:before="0" w:after="140"/>
-        <w:jc w:val="start"/>
+        <w:spacing w:lineRule="auto" w:line="240"/>
+        <w:jc w:val="start"/>
+        <w:rPr>
+          <w:rFonts w:ascii="Times New Roman" w:hAnsi="Times New Roman"/>
+        </w:rPr>
+      </w:pPr>
+      <w:r>
         <w:rPr>
           <w:rFonts w:ascii="Times New Roman" w:hAnsi="Times New Roman"/>
           <w:sz w:val="26"/>
           <w:szCs w:val="26"/>
           <w:u w:val="single"/>
         </w:rPr>
-      </w:pPr>
-      <w:r>
+        <w:t>6.2 External Communication</w:t>
+      </w:r>
+    </w:p>
+    <w:p>
+      <w:pPr>
+        <w:pStyle w:val="Normal"/>
+        <w:bidi w:val="0"/>
+        <w:spacing w:lineRule="auto" w:line="240" w:before="0" w:after="140"/>
+        <w:jc w:val="start"/>
+        <w:rPr>
+          <w:rFonts w:ascii="Times New Roman" w:hAnsi="Times New Roman"/>
+          <w:sz w:val="22"/>
+          <w:szCs w:val="22"/>
+        </w:rPr>
+      </w:pPr>
+      <w:r>
+        <w:rPr>
+          <w:rFonts w:ascii="Times New Roman" w:hAnsi="Times New Roman"/>
+          <w:sz w:val="22"/>
+          <w:szCs w:val="22"/>
+        </w:rPr>
+        <w:t>No external, customer, media, or regulatory communication is issued without approval from Legal Counsel and the Executive Sponsor. The Communications Lead drafts all external messaging and routes it through this approval chain before release.</w:t>
+      </w:r>
+    </w:p>
+    <w:p>
+      <w:pPr>
+        <w:pStyle w:val="Normal"/>
+        <w:bidi w:val="0"/>
+        <w:spacing w:lineRule="auto" w:line="240" w:before="0" w:after="140"/>
+        <w:jc w:val="start"/>
         <w:rPr>
           <w:rFonts w:ascii="Times New Roman" w:hAnsi="Times New Roman"/>
           <w:sz w:val="26"/>
           <w:szCs w:val="26"/>
           <w:u w:val="single"/>
         </w:rPr>
+      </w:pPr>
+      <w:r>
+        <w:rPr>
+          <w:rFonts w:ascii="Times New Roman" w:hAnsi="Times New Roman"/>
+          <w:sz w:val="26"/>
+          <w:szCs w:val="26"/>
+          <w:u w:val="single"/>
+        </w:rPr>
+        <w:t>6.3 Regulatory and Legal Notification</w:t>
+      </w:r>
+    </w:p>
+    <w:p>
+      <w:pPr>
+        <w:pStyle w:val="Normal"/>
+        <w:bidi w:val="0"/>
+        <w:spacing w:lineRule="auto" w:line="240" w:before="0" w:after="140"/>
+        <w:jc w:val="start"/>
+        <w:rPr>
+          <w:rFonts w:ascii="Times New Roman" w:hAnsi="Times New Roman"/>
+          <w:sz w:val="22"/>
+          <w:szCs w:val="22"/>
+        </w:rPr>
+      </w:pPr>
+      <w:r>
+        <w:rPr>
+          <w:rFonts w:ascii="Times New Roman" w:hAnsi="Times New Roman"/>
+          <w:sz w:val="22"/>
+          <w:szCs w:val="22"/>
+        </w:rPr>
+        <w:t>Where an incident involves personal data or otherwise triggers a legal reporting obligation, Legal Counsel determines the applicable notification requirements (regulator, affected individuals, and timelines) based on the jurisdictions and data types involved, and ensures notifications are issued within the legally mandated window.</w:t>
+      </w:r>
+    </w:p>
+    <w:p>
+      <w:pPr>
+        <w:pStyle w:val="Normal"/>
+        <w:bidi w:val="0"/>
+        <w:spacing w:lineRule="auto" w:line="240" w:before="0" w:after="140"/>
+        <w:jc w:val="start"/>
+        <w:rPr>
+          <w:rFonts w:ascii="Times New Roman" w:hAnsi="Times New Roman"/>
+          <w:sz w:val="26"/>
+          <w:szCs w:val="26"/>
+          <w:u w:val="single"/>
+        </w:rPr>
+      </w:pPr>
+      <w:r>
+        <w:rPr>
+          <w:rFonts w:ascii="Times New Roman" w:hAnsi="Times New Roman"/>
+          <w:sz w:val="26"/>
+          <w:szCs w:val="26"/>
+          <w:u w:val="single"/>
+        </w:rPr>
         <w:t>6.4  Law Enforcement Engagement</w:t>
       </w:r>
     </w:p>
@@ -3660,8 +4279,6 @@
       <w:r>
         <w:rPr>
           <w:rFonts w:ascii="Times New Roman" w:hAnsi="Times New Roman"/>
-          <w:sz w:val="22"/>
-          <w:szCs w:val="22"/>
         </w:rPr>
       </w:r>
     </w:p>
@@ -3684,25 +4301,7 @@
           <w:szCs w:val="28"/>
           <w:u w:val="none"/>
         </w:rPr>
-        <w:t>7</w:t>
-      </w:r>
-      <w:r>
-        <w:rPr>
-          <w:rFonts w:ascii="Times New Roman" w:hAnsi="Times New Roman"/>
-          <w:sz w:val="28"/>
-          <w:szCs w:val="28"/>
-          <w:u w:val="none"/>
-        </w:rPr>
-        <w:t xml:space="preserve">. </w:t>
-      </w:r>
-      <w:r>
-        <w:rPr>
-          <w:rFonts w:ascii="Times New Roman" w:hAnsi="Times New Roman"/>
-          <w:sz w:val="28"/>
-          <w:szCs w:val="28"/>
-          <w:u w:val="none"/>
-        </w:rPr>
-        <w:t>INCIDENT RESPONSE CONTACT LIST</w:t>
+        <w:t>7. INCIDENT RESPONSE CONTACT LIST</w:t>
       </w:r>
     </w:p>
     <w:p>
@@ -3740,10 +4339,10 @@
         </w:tblCellMar>
       </w:tblPr>
       <w:tblGrid>
-        <w:gridCol w:w="2999"/>
+        <w:gridCol w:w="2998"/>
         <w:gridCol w:w="2600"/>
         <w:gridCol w:w="1800"/>
-        <w:gridCol w:w="2001"/>
+        <w:gridCol w:w="2002"/>
       </w:tblGrid>
       <w:tr>
         <w:trPr>
@@ -3751,7 +4350,7 @@
         </w:trPr>
         <w:tc>
           <w:tcPr>
-            <w:tcW w:w="2999" w:type="dxa"/>
+            <w:tcW w:w="2998" w:type="dxa"/>
             <w:tcBorders>
               <w:top w:val="single" w:sz="4" w:space="0" w:color="000000"/>
               <w:start w:val="single" w:sz="4" w:space="0" w:color="000000"/>
@@ -3856,7 +4455,7 @@
         </w:tc>
         <w:tc>
           <w:tcPr>
-            <w:tcW w:w="2001" w:type="dxa"/>
+            <w:tcW w:w="2002" w:type="dxa"/>
             <w:tcBorders>
               <w:top w:val="single" w:sz="4" w:space="0" w:color="000000"/>
               <w:start w:val="single" w:sz="4" w:space="0" w:color="000000"/>
@@ -3894,7 +4493,7 @@
         <w:trPr/>
         <w:tc>
           <w:tcPr>
-            <w:tcW w:w="2999" w:type="dxa"/>
+            <w:tcW w:w="2998" w:type="dxa"/>
             <w:tcBorders>
               <w:top w:val="single" w:sz="4" w:space="0" w:color="000000"/>
               <w:start w:val="single" w:sz="4" w:space="0" w:color="000000"/>
@@ -3996,7 +4595,7 @@
         </w:tc>
         <w:tc>
           <w:tcPr>
-            <w:tcW w:w="2001" w:type="dxa"/>
+            <w:tcW w:w="2002" w:type="dxa"/>
             <w:tcBorders>
               <w:top w:val="single" w:sz="4" w:space="0" w:color="000000"/>
               <w:start w:val="single" w:sz="4" w:space="0" w:color="000000"/>
@@ -4033,7 +4632,7 @@
         <w:trPr/>
         <w:tc>
           <w:tcPr>
-            <w:tcW w:w="2999" w:type="dxa"/>
+            <w:tcW w:w="2998" w:type="dxa"/>
             <w:tcBorders>
               <w:top w:val="single" w:sz="4" w:space="0" w:color="000000"/>
               <w:start w:val="single" w:sz="4" w:space="0" w:color="000000"/>
@@ -4135,7 +4734,7 @@
         </w:tc>
         <w:tc>
           <w:tcPr>
-            <w:tcW w:w="2001" w:type="dxa"/>
+            <w:tcW w:w="2002" w:type="dxa"/>
             <w:tcBorders>
               <w:top w:val="single" w:sz="4" w:space="0" w:color="000000"/>
               <w:start w:val="single" w:sz="4" w:space="0" w:color="000000"/>
@@ -4172,7 +4771,7 @@
         <w:trPr/>
         <w:tc>
           <w:tcPr>
-            <w:tcW w:w="2999" w:type="dxa"/>
+            <w:tcW w:w="2998" w:type="dxa"/>
             <w:tcBorders>
               <w:top w:val="single" w:sz="4" w:space="0" w:color="000000"/>
               <w:start w:val="single" w:sz="4" w:space="0" w:color="000000"/>
@@ -4274,7 +4873,7 @@
         </w:tc>
         <w:tc>
           <w:tcPr>
-            <w:tcW w:w="2001" w:type="dxa"/>
+            <w:tcW w:w="2002" w:type="dxa"/>
             <w:tcBorders>
               <w:top w:val="single" w:sz="4" w:space="0" w:color="000000"/>
               <w:start w:val="single" w:sz="4" w:space="0" w:color="000000"/>
@@ -4311,7 +4910,7 @@
         <w:trPr/>
         <w:tc>
           <w:tcPr>
-            <w:tcW w:w="2999" w:type="dxa"/>
+            <w:tcW w:w="2998" w:type="dxa"/>
             <w:tcBorders>
               <w:top w:val="single" w:sz="4" w:space="0" w:color="000000"/>
               <w:start w:val="single" w:sz="4" w:space="0" w:color="000000"/>
@@ -4413,7 +5012,7 @@
         </w:tc>
         <w:tc>
           <w:tcPr>
-            <w:tcW w:w="2001" w:type="dxa"/>
+            <w:tcW w:w="2002" w:type="dxa"/>
             <w:tcBorders>
               <w:top w:val="single" w:sz="4" w:space="0" w:color="000000"/>
               <w:start w:val="single" w:sz="4" w:space="0" w:color="000000"/>
@@ -4450,7 +5049,7 @@
         <w:trPr/>
         <w:tc>
           <w:tcPr>
-            <w:tcW w:w="2999" w:type="dxa"/>
+            <w:tcW w:w="2998" w:type="dxa"/>
             <w:tcBorders>
               <w:top w:val="single" w:sz="4" w:space="0" w:color="000000"/>
               <w:start w:val="single" w:sz="4" w:space="0" w:color="000000"/>
@@ -4552,7 +5151,7 @@
         </w:tc>
         <w:tc>
           <w:tcPr>
-            <w:tcW w:w="2001" w:type="dxa"/>
+            <w:tcW w:w="2002" w:type="dxa"/>
             <w:tcBorders>
               <w:top w:val="single" w:sz="4" w:space="0" w:color="000000"/>
               <w:start w:val="single" w:sz="4" w:space="0" w:color="000000"/>
@@ -4589,7 +5188,7 @@
         <w:trPr/>
         <w:tc>
           <w:tcPr>
-            <w:tcW w:w="2999" w:type="dxa"/>
+            <w:tcW w:w="2998" w:type="dxa"/>
             <w:tcBorders>
               <w:top w:val="single" w:sz="4" w:space="0" w:color="000000"/>
               <w:start w:val="single" w:sz="4" w:space="0" w:color="000000"/>
@@ -4691,7 +5290,7 @@
         </w:tc>
         <w:tc>
           <w:tcPr>
-            <w:tcW w:w="2001" w:type="dxa"/>
+            <w:tcW w:w="2002" w:type="dxa"/>
             <w:tcBorders>
               <w:top w:val="single" w:sz="4" w:space="0" w:color="000000"/>
               <w:start w:val="single" w:sz="4" w:space="0" w:color="000000"/>
@@ -4728,7 +5327,7 @@
         <w:trPr/>
         <w:tc>
           <w:tcPr>
-            <w:tcW w:w="2999" w:type="dxa"/>
+            <w:tcW w:w="2998" w:type="dxa"/>
             <w:tcBorders>
               <w:top w:val="single" w:sz="4" w:space="0" w:color="000000"/>
               <w:start w:val="single" w:sz="4" w:space="0" w:color="000000"/>
@@ -4830,7 +5429,7 @@
         </w:tc>
         <w:tc>
           <w:tcPr>
-            <w:tcW w:w="2001" w:type="dxa"/>
+            <w:tcW w:w="2002" w:type="dxa"/>
             <w:tcBorders>
               <w:top w:val="single" w:sz="4" w:space="0" w:color="000000"/>
               <w:start w:val="single" w:sz="4" w:space="0" w:color="000000"/>
@@ -4867,7 +5466,7 @@
         <w:trPr/>
         <w:tc>
           <w:tcPr>
-            <w:tcW w:w="2999" w:type="dxa"/>
+            <w:tcW w:w="2998" w:type="dxa"/>
             <w:tcBorders>
               <w:top w:val="single" w:sz="4" w:space="0" w:color="000000"/>
               <w:start w:val="single" w:sz="4" w:space="0" w:color="000000"/>
@@ -4969,7 +5568,7 @@
         </w:tc>
         <w:tc>
           <w:tcPr>
-            <w:tcW w:w="2001" w:type="dxa"/>
+            <w:tcW w:w="2002" w:type="dxa"/>
             <w:tcBorders>
               <w:top w:val="single" w:sz="4" w:space="0" w:color="000000"/>
               <w:start w:val="single" w:sz="4" w:space="0" w:color="000000"/>
@@ -5006,7 +5605,7 @@
         <w:trPr/>
         <w:tc>
           <w:tcPr>
-            <w:tcW w:w="2999" w:type="dxa"/>
+            <w:tcW w:w="2998" w:type="dxa"/>
             <w:tcBorders>
               <w:top w:val="single" w:sz="4" w:space="0" w:color="000000"/>
               <w:start w:val="single" w:sz="4" w:space="0" w:color="000000"/>
@@ -5108,7 +5707,7 @@
         </w:tc>
         <w:tc>
           <w:tcPr>
-            <w:tcW w:w="2001" w:type="dxa"/>
+            <w:tcW w:w="2002" w:type="dxa"/>
             <w:tcBorders>
               <w:top w:val="single" w:sz="4" w:space="0" w:color="000000"/>
               <w:start w:val="single" w:sz="4" w:space="0" w:color="000000"/>
@@ -5181,25 +5780,7 @@
           <w:szCs w:val="28"/>
           <w:u w:val="none"/>
         </w:rPr>
-        <w:t>8</w:t>
-      </w:r>
-      <w:r>
-        <w:rPr>
-          <w:rFonts w:ascii="Times New Roman" w:hAnsi="Times New Roman"/>
-          <w:sz w:val="28"/>
-          <w:szCs w:val="28"/>
-          <w:u w:val="none"/>
-        </w:rPr>
-        <w:t xml:space="preserve">. </w:t>
-      </w:r>
-      <w:r>
-        <w:rPr>
-          <w:rFonts w:ascii="Times New Roman" w:hAnsi="Times New Roman"/>
-          <w:sz w:val="28"/>
-          <w:szCs w:val="28"/>
-          <w:u w:val="none"/>
-        </w:rPr>
-        <w:t>BACKUP AND BUSINESS CONTINUITY ALIGNMENT</w:t>
+        <w:t>8. BACKUP AND BUSINESS CONTINUITY ALIGNMENT</w:t>
       </w:r>
     </w:p>
     <w:p>
@@ -5215,8 +5796,6 @@
       <w:r>
         <w:rPr>
           <w:rFonts w:ascii="Times New Roman" w:hAnsi="Times New Roman"/>
-          <w:sz w:val="22"/>
-          <w:szCs w:val="22"/>
         </w:rPr>
       </w:r>
     </w:p>
@@ -5329,8 +5908,6 @@
       <w:r>
         <w:rPr>
           <w:rFonts w:ascii="Times New Roman" w:hAnsi="Times New Roman"/>
-          <w:sz w:val="22"/>
-          <w:szCs w:val="22"/>
         </w:rPr>
       </w:r>
     </w:p>
@@ -5352,34 +5929,26 @@
           <w:sz w:val="28"/>
           <w:szCs w:val="28"/>
         </w:rPr>
-        <w:t>9</w:t>
-      </w:r>
-      <w:r>
+        <w:t>9. TRAINING AND TESTING</w:t>
+      </w:r>
+    </w:p>
+    <w:p>
+      <w:pPr>
+        <w:pStyle w:val="Normal"/>
+        <w:bidi w:val="0"/>
+        <w:spacing w:lineRule="auto" w:line="240"/>
+        <w:jc w:val="start"/>
         <w:rPr>
           <w:rFonts w:ascii="Times New Roman" w:hAnsi="Times New Roman"/>
           <w:sz w:val="28"/>
           <w:szCs w:val="28"/>
         </w:rPr>
-        <w:t>. TRAINING AND TESTING</w:t>
-      </w:r>
-    </w:p>
-    <w:p>
-      <w:pPr>
-        <w:pStyle w:val="Normal"/>
-        <w:bidi w:val="0"/>
-        <w:spacing w:lineRule="auto" w:line="240"/>
-        <w:jc w:val="start"/>
+      </w:pPr>
+      <w:r>
         <w:rPr>
           <w:rFonts w:ascii="Times New Roman" w:hAnsi="Times New Roman"/>
           <w:sz w:val="28"/>
           <w:szCs w:val="28"/>
-        </w:rPr>
-      </w:pPr>
-      <w:r>
-        <w:rPr>
-          <w:rFonts w:ascii="Times New Roman" w:hAnsi="Times New Roman"/>
-          <w:sz w:val="22"/>
-          <w:szCs w:val="22"/>
         </w:rPr>
       </w:r>
     </w:p>
@@ -6302,6 +6871,7 @@
       <w:pgNumType w:fmt="decimal"/>
       <w:formProt w:val="false"/>
       <w:textDirection w:val="lrTb"/>
+      <w:docGrid w:type="default" w:linePitch="100" w:charSpace="0"/>
     </w:sectPr>
   </w:body>
 </w:document>
@@ -6313,7 +6883,6 @@
     <w:lvl w:ilvl="0">
       <w:start w:val="1"/>
       <w:numFmt w:val="none"/>
-      <w:pStyle w:val="Heading1"/>
       <w:suff w:val="nothing"/>
       <w:lvlText w:val=""/>
       <w:lvlJc w:val="start"/>
@@ -6323,6 +6892,7 @@
         </w:tabs>
         <w:ind w:start="0" w:hanging="0"/>
       </w:pPr>
+      <w:rPr/>
     </w:lvl>
     <w:lvl w:ilvl="1">
       <w:start w:val="1"/>
@@ -6336,6 +6906,7 @@
         </w:tabs>
         <w:ind w:start="0" w:hanging="0"/>
       </w:pPr>
+      <w:rPr/>
     </w:lvl>
     <w:lvl w:ilvl="2">
       <w:start w:val="1"/>
@@ -6349,6 +6920,7 @@
         </w:tabs>
         <w:ind w:start="0" w:hanging="0"/>
       </w:pPr>
+      <w:rPr/>
     </w:lvl>
     <w:lvl w:ilvl="3">
       <w:start w:val="1"/>
@@ -6362,6 +6934,7 @@
         </w:tabs>
         <w:ind w:start="0" w:hanging="0"/>
       </w:pPr>
+      <w:rPr/>
     </w:lvl>
     <w:lvl w:ilvl="4">
       <w:start w:val="1"/>
@@ -6375,6 +6948,7 @@
         </w:tabs>
         <w:ind w:start="0" w:hanging="0"/>
       </w:pPr>
+      <w:rPr/>
     </w:lvl>
     <w:lvl w:ilvl="5">
       <w:start w:val="1"/>
@@ -6388,6 +6962,7 @@
         </w:tabs>
         <w:ind w:start="0" w:hanging="0"/>
       </w:pPr>
+      <w:rPr/>
     </w:lvl>
     <w:lvl w:ilvl="6">
       <w:start w:val="1"/>
@@ -6401,6 +6976,7 @@
         </w:tabs>
         <w:ind w:start="0" w:hanging="0"/>
       </w:pPr>
+      <w:rPr/>
     </w:lvl>
     <w:lvl w:ilvl="7">
       <w:start w:val="1"/>
@@ -6414,6 +6990,7 @@
         </w:tabs>
         <w:ind w:start="0" w:hanging="0"/>
       </w:pPr>
+      <w:rPr/>
     </w:lvl>
     <w:lvl w:ilvl="8">
       <w:start w:val="1"/>
@@ -6427,6 +7004,7 @@
         </w:tabs>
         <w:ind w:start="0" w:hanging="0"/>
       </w:pPr>
+      <w:rPr/>
     </w:lvl>
   </w:abstractNum>
   <w:abstractNum w:abstractNumId="2">
@@ -8100,6 +8678,7 @@
         </w:tabs>
         <w:ind w:start="1080" w:hanging="360"/>
       </w:pPr>
+      <w:rPr/>
     </w:lvl>
     <w:lvl w:ilvl="2">
       <w:start w:val="1"/>
@@ -8112,6 +8691,7 @@
         </w:tabs>
         <w:ind w:start="1440" w:hanging="360"/>
       </w:pPr>
+      <w:rPr/>
     </w:lvl>
     <w:lvl w:ilvl="3">
       <w:start w:val="1"/>
@@ -8124,6 +8704,7 @@
         </w:tabs>
         <w:ind w:start="1800" w:hanging="360"/>
       </w:pPr>
+      <w:rPr/>
     </w:lvl>
     <w:lvl w:ilvl="4">
       <w:start w:val="1"/>
@@ -8136,6 +8717,7 @@
         </w:tabs>
         <w:ind w:start="2160" w:hanging="360"/>
       </w:pPr>
+      <w:rPr/>
     </w:lvl>
     <w:lvl w:ilvl="5">
       <w:start w:val="1"/>
@@ -8148,6 +8730,7 @@
         </w:tabs>
         <w:ind w:start="2520" w:hanging="360"/>
       </w:pPr>
+      <w:rPr/>
     </w:lvl>
     <w:lvl w:ilvl="6">
       <w:start w:val="1"/>
@@ -8160,6 +8743,7 @@
         </w:tabs>
         <w:ind w:start="2880" w:hanging="360"/>
       </w:pPr>
+      <w:rPr/>
     </w:lvl>
     <w:lvl w:ilvl="7">
       <w:start w:val="1"/>
@@ -8172,6 +8756,7 @@
         </w:tabs>
         <w:ind w:start="3240" w:hanging="360"/>
       </w:pPr>
+      <w:rPr/>
     </w:lvl>
     <w:lvl w:ilvl="8">
       <w:start w:val="1"/>
@@ -8184,6 +8769,7 @@
         </w:tabs>
         <w:ind w:start="3600" w:hanging="360"/>
       </w:pPr>
+      <w:rPr/>
     </w:lvl>
   </w:abstractNum>
   <w:abstractNum w:abstractNumId="15">
@@ -8213,6 +8799,7 @@
         </w:tabs>
         <w:ind w:start="1080" w:hanging="360"/>
       </w:pPr>
+      <w:rPr/>
     </w:lvl>
     <w:lvl w:ilvl="2">
       <w:start w:val="1"/>
@@ -8225,6 +8812,7 @@
         </w:tabs>
         <w:ind w:start="1440" w:hanging="360"/>
       </w:pPr>
+      <w:rPr/>
     </w:lvl>
     <w:lvl w:ilvl="3">
       <w:start w:val="1"/>
@@ -8237,6 +8825,7 @@
         </w:tabs>
         <w:ind w:start="1800" w:hanging="360"/>
       </w:pPr>
+      <w:rPr/>
     </w:lvl>
     <w:lvl w:ilvl="4">
       <w:start w:val="1"/>
@@ -8249,6 +8838,7 @@
         </w:tabs>
         <w:ind w:start="2160" w:hanging="360"/>
       </w:pPr>
+      <w:rPr/>
     </w:lvl>
     <w:lvl w:ilvl="5">
       <w:start w:val="1"/>
@@ -8261,6 +8851,7 @@
         </w:tabs>
         <w:ind w:start="2520" w:hanging="360"/>
       </w:pPr>
+      <w:rPr/>
     </w:lvl>
     <w:lvl w:ilvl="6">
       <w:start w:val="1"/>
@@ -8273,6 +8864,7 @@
         </w:tabs>
         <w:ind w:start="2880" w:hanging="360"/>
       </w:pPr>
+      <w:rPr/>
     </w:lvl>
     <w:lvl w:ilvl="7">
       <w:start w:val="1"/>
@@ -8285,6 +8877,7 @@
         </w:tabs>
         <w:ind w:start="3240" w:hanging="360"/>
       </w:pPr>
+      <w:rPr/>
     </w:lvl>
     <w:lvl w:ilvl="8">
       <w:start w:val="1"/>
@@ -8297,6 +8890,7 @@
         </w:tabs>
         <w:ind w:start="3600" w:hanging="360"/>
       </w:pPr>
+      <w:rPr/>
     </w:lvl>
   </w:abstractNum>
   <w:abstractNum w:abstractNumId="16">
@@ -8326,6 +8920,7 @@
         </w:tabs>
         <w:ind w:start="1080" w:hanging="360"/>
       </w:pPr>
+      <w:rPr/>
     </w:lvl>
     <w:lvl w:ilvl="2">
       <w:start w:val="1"/>
@@ -8338,6 +8933,7 @@
         </w:tabs>
         <w:ind w:start="1440" w:hanging="360"/>
       </w:pPr>
+      <w:rPr/>
     </w:lvl>
     <w:lvl w:ilvl="3">
       <w:start w:val="1"/>
@@ -8350,6 +8946,7 @@
         </w:tabs>
         <w:ind w:start="1800" w:hanging="360"/>
       </w:pPr>
+      <w:rPr/>
     </w:lvl>
     <w:lvl w:ilvl="4">
       <w:start w:val="1"/>
@@ -8362,6 +8959,7 @@
         </w:tabs>
         <w:ind w:start="2160" w:hanging="360"/>
       </w:pPr>
+      <w:rPr/>
     </w:lvl>
     <w:lvl w:ilvl="5">
       <w:start w:val="1"/>
@@ -8374,6 +8972,7 @@
         </w:tabs>
         <w:ind w:start="2520" w:hanging="360"/>
       </w:pPr>
+      <w:rPr/>
     </w:lvl>
     <w:lvl w:ilvl="6">
       <w:start w:val="1"/>
@@ -8386,6 +8985,7 @@
         </w:tabs>
         <w:ind w:start="2880" w:hanging="360"/>
       </w:pPr>
+      <w:rPr/>
     </w:lvl>
     <w:lvl w:ilvl="7">
       <w:start w:val="1"/>
@@ -8398,6 +8998,7 @@
         </w:tabs>
         <w:ind w:start="3240" w:hanging="360"/>
       </w:pPr>
+      <w:rPr/>
     </w:lvl>
     <w:lvl w:ilvl="8">
       <w:start w:val="1"/>
@@ -8410,6 +9011,7 @@
         </w:tabs>
         <w:ind w:start="3600" w:hanging="360"/>
       </w:pPr>
+      <w:rPr/>
     </w:lvl>
   </w:abstractNum>
   <w:abstractNum w:abstractNumId="17">
@@ -8439,6 +9041,7 @@
         </w:tabs>
         <w:ind w:start="1080" w:hanging="360"/>
       </w:pPr>
+      <w:rPr/>
     </w:lvl>
     <w:lvl w:ilvl="2">
       <w:start w:val="1"/>
@@ -8451,6 +9054,7 @@
         </w:tabs>
         <w:ind w:start="1440" w:hanging="360"/>
       </w:pPr>
+      <w:rPr/>
     </w:lvl>
     <w:lvl w:ilvl="3">
       <w:start w:val="1"/>
@@ -8463,6 +9067,7 @@
         </w:tabs>
         <w:ind w:start="1800" w:hanging="360"/>
       </w:pPr>
+      <w:rPr/>
     </w:lvl>
     <w:lvl w:ilvl="4">
       <w:start w:val="1"/>
@@ -8475,6 +9080,7 @@
         </w:tabs>
         <w:ind w:start="2160" w:hanging="360"/>
       </w:pPr>
+      <w:rPr/>
     </w:lvl>
     <w:lvl w:ilvl="5">
       <w:start w:val="1"/>
@@ -8487,6 +9093,7 @@
         </w:tabs>
         <w:ind w:start="2520" w:hanging="360"/>
       </w:pPr>
+      <w:rPr/>
     </w:lvl>
     <w:lvl w:ilvl="6">
       <w:start w:val="1"/>
@@ -8499,6 +9106,7 @@
         </w:tabs>
         <w:ind w:start="2880" w:hanging="360"/>
       </w:pPr>
+      <w:rPr/>
     </w:lvl>
     <w:lvl w:ilvl="7">
       <w:start w:val="1"/>
@@ -8511,6 +9119,7 @@
         </w:tabs>
         <w:ind w:start="3240" w:hanging="360"/>
       </w:pPr>
+      <w:rPr/>
     </w:lvl>
     <w:lvl w:ilvl="8">
       <w:start w:val="1"/>
@@ -8523,6 +9132,7 @@
         </w:tabs>
         <w:ind w:start="3600" w:hanging="360"/>
       </w:pPr>
+      <w:rPr/>
     </w:lvl>
   </w:abstractNum>
   <w:abstractNum w:abstractNumId="18">
@@ -8552,6 +9162,7 @@
         </w:tabs>
         <w:ind w:start="1080" w:hanging="360"/>
       </w:pPr>
+      <w:rPr/>
     </w:lvl>
     <w:lvl w:ilvl="2">
       <w:start w:val="1"/>
@@ -8564,6 +9175,7 @@
         </w:tabs>
         <w:ind w:start="1440" w:hanging="360"/>
       </w:pPr>
+      <w:rPr/>
     </w:lvl>
     <w:lvl w:ilvl="3">
       <w:start w:val="1"/>
@@ -8576,6 +9188,7 @@
         </w:tabs>
         <w:ind w:start="1800" w:hanging="360"/>
       </w:pPr>
+      <w:rPr/>
     </w:lvl>
     <w:lvl w:ilvl="4">
       <w:start w:val="1"/>
@@ -8588,6 +9201,7 @@
         </w:tabs>
         <w:ind w:start="2160" w:hanging="360"/>
       </w:pPr>
+      <w:rPr/>
     </w:lvl>
     <w:lvl w:ilvl="5">
       <w:start w:val="1"/>
@@ -8600,6 +9214,7 @@
         </w:tabs>
         <w:ind w:start="2520" w:hanging="360"/>
       </w:pPr>
+      <w:rPr/>
     </w:lvl>
     <w:lvl w:ilvl="6">
       <w:start w:val="1"/>
@@ -8612,6 +9227,7 @@
         </w:tabs>
         <w:ind w:start="2880" w:hanging="360"/>
       </w:pPr>
+      <w:rPr/>
     </w:lvl>
     <w:lvl w:ilvl="7">
       <w:start w:val="1"/>
@@ -8624,6 +9240,7 @@
         </w:tabs>
         <w:ind w:start="3240" w:hanging="360"/>
       </w:pPr>
+      <w:rPr/>
     </w:lvl>
     <w:lvl w:ilvl="8">
       <w:start w:val="1"/>
@@ -8635,6 +9252,1067 @@
           <w:tab w:val="num" w:pos="3600"/>
         </w:tabs>
         <w:ind w:start="3600" w:hanging="360"/>
+      </w:pPr>
+      <w:rPr/>
+    </w:lvl>
+  </w:abstractNum>
+  <w:abstractNum w:abstractNumId="19">
+    <w:lvl w:ilvl="0">
+      <w:start w:val="1"/>
+      <w:numFmt w:val="bullet"/>
+      <w:lvlText w:val=""/>
+      <w:lvlJc w:val="start"/>
+      <w:pPr>
+        <w:tabs>
+          <w:tab w:val="num" w:pos="720"/>
+        </w:tabs>
+        <w:ind w:start="720" w:hanging="360"/>
+      </w:pPr>
+      <w:rPr>
+        <w:rFonts w:ascii="Symbol" w:hAnsi="Symbol" w:cs="Symbol" w:hint="default"/>
+      </w:rPr>
+    </w:lvl>
+    <w:lvl w:ilvl="1">
+      <w:start w:val="1"/>
+      <w:numFmt w:val="bullet"/>
+      <w:lvlText w:val="◦"/>
+      <w:lvlJc w:val="start"/>
+      <w:pPr>
+        <w:tabs>
+          <w:tab w:val="num" w:pos="1080"/>
+        </w:tabs>
+        <w:ind w:start="1080" w:hanging="360"/>
+      </w:pPr>
+      <w:rPr>
+        <w:rFonts w:ascii="OpenSymbol" w:hAnsi="OpenSymbol" w:cs="OpenSymbol" w:hint="default"/>
+      </w:rPr>
+    </w:lvl>
+    <w:lvl w:ilvl="2">
+      <w:start w:val="1"/>
+      <w:numFmt w:val="bullet"/>
+      <w:lvlText w:val="▪"/>
+      <w:lvlJc w:val="start"/>
+      <w:pPr>
+        <w:tabs>
+          <w:tab w:val="num" w:pos="1440"/>
+        </w:tabs>
+        <w:ind w:start="1440" w:hanging="360"/>
+      </w:pPr>
+      <w:rPr>
+        <w:rFonts w:ascii="OpenSymbol" w:hAnsi="OpenSymbol" w:cs="OpenSymbol" w:hint="default"/>
+      </w:rPr>
+    </w:lvl>
+    <w:lvl w:ilvl="3">
+      <w:start w:val="1"/>
+      <w:numFmt w:val="bullet"/>
+      <w:lvlText w:val=""/>
+      <w:lvlJc w:val="start"/>
+      <w:pPr>
+        <w:tabs>
+          <w:tab w:val="num" w:pos="1800"/>
+        </w:tabs>
+        <w:ind w:start="1800" w:hanging="360"/>
+      </w:pPr>
+      <w:rPr>
+        <w:rFonts w:ascii="Symbol" w:hAnsi="Symbol" w:cs="Symbol" w:hint="default"/>
+      </w:rPr>
+    </w:lvl>
+    <w:lvl w:ilvl="4">
+      <w:start w:val="1"/>
+      <w:numFmt w:val="bullet"/>
+      <w:lvlText w:val="◦"/>
+      <w:lvlJc w:val="start"/>
+      <w:pPr>
+        <w:tabs>
+          <w:tab w:val="num" w:pos="2160"/>
+        </w:tabs>
+        <w:ind w:start="2160" w:hanging="360"/>
+      </w:pPr>
+      <w:rPr>
+        <w:rFonts w:ascii="OpenSymbol" w:hAnsi="OpenSymbol" w:cs="OpenSymbol" w:hint="default"/>
+      </w:rPr>
+    </w:lvl>
+    <w:lvl w:ilvl="5">
+      <w:start w:val="1"/>
+      <w:numFmt w:val="bullet"/>
+      <w:lvlText w:val="▪"/>
+      <w:lvlJc w:val="start"/>
+      <w:pPr>
+        <w:tabs>
+          <w:tab w:val="num" w:pos="2520"/>
+        </w:tabs>
+        <w:ind w:start="2520" w:hanging="360"/>
+      </w:pPr>
+      <w:rPr>
+        <w:rFonts w:ascii="OpenSymbol" w:hAnsi="OpenSymbol" w:cs="OpenSymbol" w:hint="default"/>
+      </w:rPr>
+    </w:lvl>
+    <w:lvl w:ilvl="6">
+      <w:start w:val="1"/>
+      <w:numFmt w:val="bullet"/>
+      <w:lvlText w:val=""/>
+      <w:lvlJc w:val="start"/>
+      <w:pPr>
+        <w:tabs>
+          <w:tab w:val="num" w:pos="2880"/>
+        </w:tabs>
+        <w:ind w:start="2880" w:hanging="360"/>
+      </w:pPr>
+      <w:rPr>
+        <w:rFonts w:ascii="Symbol" w:hAnsi="Symbol" w:cs="Symbol" w:hint="default"/>
+      </w:rPr>
+    </w:lvl>
+    <w:lvl w:ilvl="7">
+      <w:start w:val="1"/>
+      <w:numFmt w:val="bullet"/>
+      <w:lvlText w:val="◦"/>
+      <w:lvlJc w:val="start"/>
+      <w:pPr>
+        <w:tabs>
+          <w:tab w:val="num" w:pos="3240"/>
+        </w:tabs>
+        <w:ind w:start="3240" w:hanging="360"/>
+      </w:pPr>
+      <w:rPr>
+        <w:rFonts w:ascii="OpenSymbol" w:hAnsi="OpenSymbol" w:cs="OpenSymbol" w:hint="default"/>
+      </w:rPr>
+    </w:lvl>
+    <w:lvl w:ilvl="8">
+      <w:start w:val="1"/>
+      <w:numFmt w:val="bullet"/>
+      <w:lvlText w:val="▪"/>
+      <w:lvlJc w:val="start"/>
+      <w:pPr>
+        <w:tabs>
+          <w:tab w:val="num" w:pos="3600"/>
+        </w:tabs>
+        <w:ind w:start="3600" w:hanging="360"/>
+      </w:pPr>
+      <w:rPr>
+        <w:rFonts w:ascii="OpenSymbol" w:hAnsi="OpenSymbol" w:cs="OpenSymbol" w:hint="default"/>
+      </w:rPr>
+    </w:lvl>
+  </w:abstractNum>
+  <w:abstractNum w:abstractNumId="20">
+    <w:lvl w:ilvl="0">
+      <w:start w:val="1"/>
+      <w:numFmt w:val="decimal"/>
+      <w:lvlText w:val="%1."/>
+      <w:lvlJc w:val="start"/>
+      <w:pPr>
+        <w:tabs>
+          <w:tab w:val="num" w:pos="720"/>
+        </w:tabs>
+        <w:ind w:start="720" w:hanging="360"/>
+      </w:pPr>
+      <w:rPr/>
+    </w:lvl>
+    <w:lvl w:ilvl="1">
+      <w:start w:val="1"/>
+      <w:numFmt w:val="decimal"/>
+      <w:lvlText w:val="%2."/>
+      <w:lvlJc w:val="start"/>
+      <w:pPr>
+        <w:tabs>
+          <w:tab w:val="num" w:pos="1080"/>
+        </w:tabs>
+        <w:ind w:start="1080" w:hanging="360"/>
+      </w:pPr>
+      <w:rPr/>
+    </w:lvl>
+    <w:lvl w:ilvl="2">
+      <w:start w:val="1"/>
+      <w:numFmt w:val="decimal"/>
+      <w:lvlText w:val="%3."/>
+      <w:lvlJc w:val="start"/>
+      <w:pPr>
+        <w:tabs>
+          <w:tab w:val="num" w:pos="1440"/>
+        </w:tabs>
+        <w:ind w:start="1440" w:hanging="360"/>
+      </w:pPr>
+      <w:rPr/>
+    </w:lvl>
+    <w:lvl w:ilvl="3">
+      <w:start w:val="1"/>
+      <w:numFmt w:val="decimal"/>
+      <w:lvlText w:val="%4."/>
+      <w:lvlJc w:val="start"/>
+      <w:pPr>
+        <w:tabs>
+          <w:tab w:val="num" w:pos="1800"/>
+        </w:tabs>
+        <w:ind w:start="1800" w:hanging="360"/>
+      </w:pPr>
+      <w:rPr/>
+    </w:lvl>
+    <w:lvl w:ilvl="4">
+      <w:start w:val="1"/>
+      <w:numFmt w:val="decimal"/>
+      <w:lvlText w:val="%5."/>
+      <w:lvlJc w:val="start"/>
+      <w:pPr>
+        <w:tabs>
+          <w:tab w:val="num" w:pos="2160"/>
+        </w:tabs>
+        <w:ind w:start="2160" w:hanging="360"/>
+      </w:pPr>
+      <w:rPr/>
+    </w:lvl>
+    <w:lvl w:ilvl="5">
+      <w:start w:val="1"/>
+      <w:numFmt w:val="decimal"/>
+      <w:lvlText w:val="%6."/>
+      <w:lvlJc w:val="start"/>
+      <w:pPr>
+        <w:tabs>
+          <w:tab w:val="num" w:pos="2520"/>
+        </w:tabs>
+        <w:ind w:start="2520" w:hanging="360"/>
+      </w:pPr>
+      <w:rPr/>
+    </w:lvl>
+    <w:lvl w:ilvl="6">
+      <w:start w:val="1"/>
+      <w:numFmt w:val="decimal"/>
+      <w:lvlText w:val="%7."/>
+      <w:lvlJc w:val="start"/>
+      <w:pPr>
+        <w:tabs>
+          <w:tab w:val="num" w:pos="2880"/>
+        </w:tabs>
+        <w:ind w:start="2880" w:hanging="360"/>
+      </w:pPr>
+      <w:rPr/>
+    </w:lvl>
+    <w:lvl w:ilvl="7">
+      <w:start w:val="1"/>
+      <w:numFmt w:val="decimal"/>
+      <w:lvlText w:val="%8."/>
+      <w:lvlJc w:val="start"/>
+      <w:pPr>
+        <w:tabs>
+          <w:tab w:val="num" w:pos="3240"/>
+        </w:tabs>
+        <w:ind w:start="3240" w:hanging="360"/>
+      </w:pPr>
+      <w:rPr/>
+    </w:lvl>
+    <w:lvl w:ilvl="8">
+      <w:start w:val="1"/>
+      <w:numFmt w:val="decimal"/>
+      <w:lvlText w:val="%9."/>
+      <w:lvlJc w:val="start"/>
+      <w:pPr>
+        <w:tabs>
+          <w:tab w:val="num" w:pos="3600"/>
+        </w:tabs>
+        <w:ind w:start="3600" w:hanging="360"/>
+      </w:pPr>
+      <w:rPr/>
+    </w:lvl>
+  </w:abstractNum>
+  <w:abstractNum w:abstractNumId="21">
+    <w:lvl w:ilvl="0">
+      <w:start w:val="1"/>
+      <w:numFmt w:val="bullet"/>
+      <w:lvlText w:val=""/>
+      <w:lvlJc w:val="start"/>
+      <w:pPr>
+        <w:tabs>
+          <w:tab w:val="num" w:pos="720"/>
+        </w:tabs>
+        <w:ind w:start="720" w:hanging="360"/>
+      </w:pPr>
+      <w:rPr>
+        <w:rFonts w:ascii="Symbol" w:hAnsi="Symbol" w:cs="Symbol" w:hint="default"/>
+      </w:rPr>
+    </w:lvl>
+    <w:lvl w:ilvl="1">
+      <w:start w:val="1"/>
+      <w:numFmt w:val="bullet"/>
+      <w:lvlText w:val="◦"/>
+      <w:lvlJc w:val="start"/>
+      <w:pPr>
+        <w:tabs>
+          <w:tab w:val="num" w:pos="1080"/>
+        </w:tabs>
+        <w:ind w:start="1080" w:hanging="360"/>
+      </w:pPr>
+      <w:rPr>
+        <w:rFonts w:ascii="OpenSymbol" w:hAnsi="OpenSymbol" w:cs="OpenSymbol" w:hint="default"/>
+      </w:rPr>
+    </w:lvl>
+    <w:lvl w:ilvl="2">
+      <w:start w:val="1"/>
+      <w:numFmt w:val="bullet"/>
+      <w:lvlText w:val="▪"/>
+      <w:lvlJc w:val="start"/>
+      <w:pPr>
+        <w:tabs>
+          <w:tab w:val="num" w:pos="1440"/>
+        </w:tabs>
+        <w:ind w:start="1440" w:hanging="360"/>
+      </w:pPr>
+      <w:rPr>
+        <w:rFonts w:ascii="OpenSymbol" w:hAnsi="OpenSymbol" w:cs="OpenSymbol" w:hint="default"/>
+      </w:rPr>
+    </w:lvl>
+    <w:lvl w:ilvl="3">
+      <w:start w:val="1"/>
+      <w:numFmt w:val="bullet"/>
+      <w:lvlText w:val=""/>
+      <w:lvlJc w:val="start"/>
+      <w:pPr>
+        <w:tabs>
+          <w:tab w:val="num" w:pos="1800"/>
+        </w:tabs>
+        <w:ind w:start="1800" w:hanging="360"/>
+      </w:pPr>
+      <w:rPr>
+        <w:rFonts w:ascii="Symbol" w:hAnsi="Symbol" w:cs="Symbol" w:hint="default"/>
+      </w:rPr>
+    </w:lvl>
+    <w:lvl w:ilvl="4">
+      <w:start w:val="1"/>
+      <w:numFmt w:val="bullet"/>
+      <w:lvlText w:val="◦"/>
+      <w:lvlJc w:val="start"/>
+      <w:pPr>
+        <w:tabs>
+          <w:tab w:val="num" w:pos="2160"/>
+        </w:tabs>
+        <w:ind w:start="2160" w:hanging="360"/>
+      </w:pPr>
+      <w:rPr>
+        <w:rFonts w:ascii="OpenSymbol" w:hAnsi="OpenSymbol" w:cs="OpenSymbol" w:hint="default"/>
+      </w:rPr>
+    </w:lvl>
+    <w:lvl w:ilvl="5">
+      <w:start w:val="1"/>
+      <w:numFmt w:val="bullet"/>
+      <w:lvlText w:val="▪"/>
+      <w:lvlJc w:val="start"/>
+      <w:pPr>
+        <w:tabs>
+          <w:tab w:val="num" w:pos="2520"/>
+        </w:tabs>
+        <w:ind w:start="2520" w:hanging="360"/>
+      </w:pPr>
+      <w:rPr>
+        <w:rFonts w:ascii="OpenSymbol" w:hAnsi="OpenSymbol" w:cs="OpenSymbol" w:hint="default"/>
+      </w:rPr>
+    </w:lvl>
+    <w:lvl w:ilvl="6">
+      <w:start w:val="1"/>
+      <w:numFmt w:val="bullet"/>
+      <w:lvlText w:val=""/>
+      <w:lvlJc w:val="start"/>
+      <w:pPr>
+        <w:tabs>
+          <w:tab w:val="num" w:pos="2880"/>
+        </w:tabs>
+        <w:ind w:start="2880" w:hanging="360"/>
+      </w:pPr>
+      <w:rPr>
+        <w:rFonts w:ascii="Symbol" w:hAnsi="Symbol" w:cs="Symbol" w:hint="default"/>
+      </w:rPr>
+    </w:lvl>
+    <w:lvl w:ilvl="7">
+      <w:start w:val="1"/>
+      <w:numFmt w:val="bullet"/>
+      <w:lvlText w:val="◦"/>
+      <w:lvlJc w:val="start"/>
+      <w:pPr>
+        <w:tabs>
+          <w:tab w:val="num" w:pos="3240"/>
+        </w:tabs>
+        <w:ind w:start="3240" w:hanging="360"/>
+      </w:pPr>
+      <w:rPr>
+        <w:rFonts w:ascii="OpenSymbol" w:hAnsi="OpenSymbol" w:cs="OpenSymbol" w:hint="default"/>
+      </w:rPr>
+    </w:lvl>
+    <w:lvl w:ilvl="8">
+      <w:start w:val="1"/>
+      <w:numFmt w:val="bullet"/>
+      <w:lvlText w:val="▪"/>
+      <w:lvlJc w:val="start"/>
+      <w:pPr>
+        <w:tabs>
+          <w:tab w:val="num" w:pos="3600"/>
+        </w:tabs>
+        <w:ind w:start="3600" w:hanging="360"/>
+      </w:pPr>
+      <w:rPr>
+        <w:rFonts w:ascii="OpenSymbol" w:hAnsi="OpenSymbol" w:cs="OpenSymbol" w:hint="default"/>
+      </w:rPr>
+    </w:lvl>
+  </w:abstractNum>
+  <w:abstractNum w:abstractNumId="22">
+    <w:lvl w:ilvl="0">
+      <w:start w:val="1"/>
+      <w:numFmt w:val="bullet"/>
+      <w:lvlText w:val=""/>
+      <w:lvlJc w:val="start"/>
+      <w:pPr>
+        <w:tabs>
+          <w:tab w:val="num" w:pos="720"/>
+        </w:tabs>
+        <w:ind w:start="720" w:hanging="360"/>
+      </w:pPr>
+      <w:rPr>
+        <w:rFonts w:ascii="Symbol" w:hAnsi="Symbol" w:cs="Symbol" w:hint="default"/>
+      </w:rPr>
+    </w:lvl>
+    <w:lvl w:ilvl="1">
+      <w:start w:val="1"/>
+      <w:numFmt w:val="bullet"/>
+      <w:lvlText w:val="◦"/>
+      <w:lvlJc w:val="start"/>
+      <w:pPr>
+        <w:tabs>
+          <w:tab w:val="num" w:pos="1080"/>
+        </w:tabs>
+        <w:ind w:start="1080" w:hanging="360"/>
+      </w:pPr>
+      <w:rPr>
+        <w:rFonts w:ascii="OpenSymbol" w:hAnsi="OpenSymbol" w:cs="OpenSymbol" w:hint="default"/>
+      </w:rPr>
+    </w:lvl>
+    <w:lvl w:ilvl="2">
+      <w:start w:val="1"/>
+      <w:numFmt w:val="bullet"/>
+      <w:lvlText w:val="▪"/>
+      <w:lvlJc w:val="start"/>
+      <w:pPr>
+        <w:tabs>
+          <w:tab w:val="num" w:pos="1440"/>
+        </w:tabs>
+        <w:ind w:start="1440" w:hanging="360"/>
+      </w:pPr>
+      <w:rPr>
+        <w:rFonts w:ascii="OpenSymbol" w:hAnsi="OpenSymbol" w:cs="OpenSymbol" w:hint="default"/>
+      </w:rPr>
+    </w:lvl>
+    <w:lvl w:ilvl="3">
+      <w:start w:val="1"/>
+      <w:numFmt w:val="bullet"/>
+      <w:lvlText w:val=""/>
+      <w:lvlJc w:val="start"/>
+      <w:pPr>
+        <w:tabs>
+          <w:tab w:val="num" w:pos="1800"/>
+        </w:tabs>
+        <w:ind w:start="1800" w:hanging="360"/>
+      </w:pPr>
+      <w:rPr>
+        <w:rFonts w:ascii="Symbol" w:hAnsi="Symbol" w:cs="Symbol" w:hint="default"/>
+      </w:rPr>
+    </w:lvl>
+    <w:lvl w:ilvl="4">
+      <w:start w:val="1"/>
+      <w:numFmt w:val="bullet"/>
+      <w:lvlText w:val="◦"/>
+      <w:lvlJc w:val="start"/>
+      <w:pPr>
+        <w:tabs>
+          <w:tab w:val="num" w:pos="2160"/>
+        </w:tabs>
+        <w:ind w:start="2160" w:hanging="360"/>
+      </w:pPr>
+      <w:rPr>
+        <w:rFonts w:ascii="OpenSymbol" w:hAnsi="OpenSymbol" w:cs="OpenSymbol" w:hint="default"/>
+      </w:rPr>
+    </w:lvl>
+    <w:lvl w:ilvl="5">
+      <w:start w:val="1"/>
+      <w:numFmt w:val="bullet"/>
+      <w:lvlText w:val="▪"/>
+      <w:lvlJc w:val="start"/>
+      <w:pPr>
+        <w:tabs>
+          <w:tab w:val="num" w:pos="2520"/>
+        </w:tabs>
+        <w:ind w:start="2520" w:hanging="360"/>
+      </w:pPr>
+      <w:rPr>
+        <w:rFonts w:ascii="OpenSymbol" w:hAnsi="OpenSymbol" w:cs="OpenSymbol" w:hint="default"/>
+      </w:rPr>
+    </w:lvl>
+    <w:lvl w:ilvl="6">
+      <w:start w:val="1"/>
+      <w:numFmt w:val="bullet"/>
+      <w:lvlText w:val=""/>
+      <w:lvlJc w:val="start"/>
+      <w:pPr>
+        <w:tabs>
+          <w:tab w:val="num" w:pos="2880"/>
+        </w:tabs>
+        <w:ind w:start="2880" w:hanging="360"/>
+      </w:pPr>
+      <w:rPr>
+        <w:rFonts w:ascii="Symbol" w:hAnsi="Symbol" w:cs="Symbol" w:hint="default"/>
+      </w:rPr>
+    </w:lvl>
+    <w:lvl w:ilvl="7">
+      <w:start w:val="1"/>
+      <w:numFmt w:val="bullet"/>
+      <w:lvlText w:val="◦"/>
+      <w:lvlJc w:val="start"/>
+      <w:pPr>
+        <w:tabs>
+          <w:tab w:val="num" w:pos="3240"/>
+        </w:tabs>
+        <w:ind w:start="3240" w:hanging="360"/>
+      </w:pPr>
+      <w:rPr>
+        <w:rFonts w:ascii="OpenSymbol" w:hAnsi="OpenSymbol" w:cs="OpenSymbol" w:hint="default"/>
+      </w:rPr>
+    </w:lvl>
+    <w:lvl w:ilvl="8">
+      <w:start w:val="1"/>
+      <w:numFmt w:val="bullet"/>
+      <w:lvlText w:val="▪"/>
+      <w:lvlJc w:val="start"/>
+      <w:pPr>
+        <w:tabs>
+          <w:tab w:val="num" w:pos="3600"/>
+        </w:tabs>
+        <w:ind w:start="3600" w:hanging="360"/>
+      </w:pPr>
+      <w:rPr>
+        <w:rFonts w:ascii="OpenSymbol" w:hAnsi="OpenSymbol" w:cs="OpenSymbol" w:hint="default"/>
+      </w:rPr>
+    </w:lvl>
+  </w:abstractNum>
+  <w:abstractNum w:abstractNumId="23">
+    <w:lvl w:ilvl="0">
+      <w:start w:val="1"/>
+      <w:numFmt w:val="bullet"/>
+      <w:lvlText w:val=""/>
+      <w:lvlJc w:val="start"/>
+      <w:pPr>
+        <w:tabs>
+          <w:tab w:val="num" w:pos="720"/>
+        </w:tabs>
+        <w:ind w:start="720" w:hanging="360"/>
+      </w:pPr>
+      <w:rPr>
+        <w:rFonts w:ascii="Symbol" w:hAnsi="Symbol" w:cs="Symbol" w:hint="default"/>
+      </w:rPr>
+    </w:lvl>
+    <w:lvl w:ilvl="1">
+      <w:start w:val="1"/>
+      <w:numFmt w:val="bullet"/>
+      <w:lvlText w:val="◦"/>
+      <w:lvlJc w:val="start"/>
+      <w:pPr>
+        <w:tabs>
+          <w:tab w:val="num" w:pos="1080"/>
+        </w:tabs>
+        <w:ind w:start="1080" w:hanging="360"/>
+      </w:pPr>
+      <w:rPr>
+        <w:rFonts w:ascii="OpenSymbol" w:hAnsi="OpenSymbol" w:cs="OpenSymbol" w:hint="default"/>
+      </w:rPr>
+    </w:lvl>
+    <w:lvl w:ilvl="2">
+      <w:start w:val="1"/>
+      <w:numFmt w:val="bullet"/>
+      <w:lvlText w:val="▪"/>
+      <w:lvlJc w:val="start"/>
+      <w:pPr>
+        <w:tabs>
+          <w:tab w:val="num" w:pos="1440"/>
+        </w:tabs>
+        <w:ind w:start="1440" w:hanging="360"/>
+      </w:pPr>
+      <w:rPr>
+        <w:rFonts w:ascii="OpenSymbol" w:hAnsi="OpenSymbol" w:cs="OpenSymbol" w:hint="default"/>
+      </w:rPr>
+    </w:lvl>
+    <w:lvl w:ilvl="3">
+      <w:start w:val="1"/>
+      <w:numFmt w:val="bullet"/>
+      <w:lvlText w:val=""/>
+      <w:lvlJc w:val="start"/>
+      <w:pPr>
+        <w:tabs>
+          <w:tab w:val="num" w:pos="1800"/>
+        </w:tabs>
+        <w:ind w:start="1800" w:hanging="360"/>
+      </w:pPr>
+      <w:rPr>
+        <w:rFonts w:ascii="Symbol" w:hAnsi="Symbol" w:cs="Symbol" w:hint="default"/>
+      </w:rPr>
+    </w:lvl>
+    <w:lvl w:ilvl="4">
+      <w:start w:val="1"/>
+      <w:numFmt w:val="bullet"/>
+      <w:lvlText w:val="◦"/>
+      <w:lvlJc w:val="start"/>
+      <w:pPr>
+        <w:tabs>
+          <w:tab w:val="num" w:pos="2160"/>
+        </w:tabs>
+        <w:ind w:start="2160" w:hanging="360"/>
+      </w:pPr>
+      <w:rPr>
+        <w:rFonts w:ascii="OpenSymbol" w:hAnsi="OpenSymbol" w:cs="OpenSymbol" w:hint="default"/>
+      </w:rPr>
+    </w:lvl>
+    <w:lvl w:ilvl="5">
+      <w:start w:val="1"/>
+      <w:numFmt w:val="bullet"/>
+      <w:lvlText w:val="▪"/>
+      <w:lvlJc w:val="start"/>
+      <w:pPr>
+        <w:tabs>
+          <w:tab w:val="num" w:pos="2520"/>
+        </w:tabs>
+        <w:ind w:start="2520" w:hanging="360"/>
+      </w:pPr>
+      <w:rPr>
+        <w:rFonts w:ascii="OpenSymbol" w:hAnsi="OpenSymbol" w:cs="OpenSymbol" w:hint="default"/>
+      </w:rPr>
+    </w:lvl>
+    <w:lvl w:ilvl="6">
+      <w:start w:val="1"/>
+      <w:numFmt w:val="bullet"/>
+      <w:lvlText w:val=""/>
+      <w:lvlJc w:val="start"/>
+      <w:pPr>
+        <w:tabs>
+          <w:tab w:val="num" w:pos="2880"/>
+        </w:tabs>
+        <w:ind w:start="2880" w:hanging="360"/>
+      </w:pPr>
+      <w:rPr>
+        <w:rFonts w:ascii="Symbol" w:hAnsi="Symbol" w:cs="Symbol" w:hint="default"/>
+      </w:rPr>
+    </w:lvl>
+    <w:lvl w:ilvl="7">
+      <w:start w:val="1"/>
+      <w:numFmt w:val="bullet"/>
+      <w:lvlText w:val="◦"/>
+      <w:lvlJc w:val="start"/>
+      <w:pPr>
+        <w:tabs>
+          <w:tab w:val="num" w:pos="3240"/>
+        </w:tabs>
+        <w:ind w:start="3240" w:hanging="360"/>
+      </w:pPr>
+      <w:rPr>
+        <w:rFonts w:ascii="OpenSymbol" w:hAnsi="OpenSymbol" w:cs="OpenSymbol" w:hint="default"/>
+      </w:rPr>
+    </w:lvl>
+    <w:lvl w:ilvl="8">
+      <w:start w:val="1"/>
+      <w:numFmt w:val="bullet"/>
+      <w:lvlText w:val="▪"/>
+      <w:lvlJc w:val="start"/>
+      <w:pPr>
+        <w:tabs>
+          <w:tab w:val="num" w:pos="3600"/>
+        </w:tabs>
+        <w:ind w:start="3600" w:hanging="360"/>
+      </w:pPr>
+      <w:rPr>
+        <w:rFonts w:ascii="OpenSymbol" w:hAnsi="OpenSymbol" w:cs="OpenSymbol" w:hint="default"/>
+      </w:rPr>
+    </w:lvl>
+  </w:abstractNum>
+  <w:abstractNum w:abstractNumId="24">
+    <w:lvl w:ilvl="0">
+      <w:start w:val="1"/>
+      <w:numFmt w:val="bullet"/>
+      <w:lvlText w:val=""/>
+      <w:lvlJc w:val="start"/>
+      <w:pPr>
+        <w:tabs>
+          <w:tab w:val="num" w:pos="720"/>
+        </w:tabs>
+        <w:ind w:start="720" w:hanging="360"/>
+      </w:pPr>
+      <w:rPr>
+        <w:rFonts w:ascii="Symbol" w:hAnsi="Symbol" w:cs="Symbol" w:hint="default"/>
+      </w:rPr>
+    </w:lvl>
+    <w:lvl w:ilvl="1">
+      <w:start w:val="1"/>
+      <w:numFmt w:val="bullet"/>
+      <w:lvlText w:val="◦"/>
+      <w:lvlJc w:val="start"/>
+      <w:pPr>
+        <w:tabs>
+          <w:tab w:val="num" w:pos="1080"/>
+        </w:tabs>
+        <w:ind w:start="1080" w:hanging="360"/>
+      </w:pPr>
+      <w:rPr>
+        <w:rFonts w:ascii="OpenSymbol" w:hAnsi="OpenSymbol" w:cs="OpenSymbol" w:hint="default"/>
+      </w:rPr>
+    </w:lvl>
+    <w:lvl w:ilvl="2">
+      <w:start w:val="1"/>
+      <w:numFmt w:val="bullet"/>
+      <w:lvlText w:val="▪"/>
+      <w:lvlJc w:val="start"/>
+      <w:pPr>
+        <w:tabs>
+          <w:tab w:val="num" w:pos="1440"/>
+        </w:tabs>
+        <w:ind w:start="1440" w:hanging="360"/>
+      </w:pPr>
+      <w:rPr>
+        <w:rFonts w:ascii="OpenSymbol" w:hAnsi="OpenSymbol" w:cs="OpenSymbol" w:hint="default"/>
+      </w:rPr>
+    </w:lvl>
+    <w:lvl w:ilvl="3">
+      <w:start w:val="1"/>
+      <w:numFmt w:val="bullet"/>
+      <w:lvlText w:val=""/>
+      <w:lvlJc w:val="start"/>
+      <w:pPr>
+        <w:tabs>
+          <w:tab w:val="num" w:pos="1800"/>
+        </w:tabs>
+        <w:ind w:start="1800" w:hanging="360"/>
+      </w:pPr>
+      <w:rPr>
+        <w:rFonts w:ascii="Symbol" w:hAnsi="Symbol" w:cs="Symbol" w:hint="default"/>
+      </w:rPr>
+    </w:lvl>
+    <w:lvl w:ilvl="4">
+      <w:start w:val="1"/>
+      <w:numFmt w:val="bullet"/>
+      <w:lvlText w:val="◦"/>
+      <w:lvlJc w:val="start"/>
+      <w:pPr>
+        <w:tabs>
+          <w:tab w:val="num" w:pos="2160"/>
+        </w:tabs>
+        <w:ind w:start="2160" w:hanging="360"/>
+      </w:pPr>
+      <w:rPr>
+        <w:rFonts w:ascii="OpenSymbol" w:hAnsi="OpenSymbol" w:cs="OpenSymbol" w:hint="default"/>
+      </w:rPr>
+    </w:lvl>
+    <w:lvl w:ilvl="5">
+      <w:start w:val="1"/>
+      <w:numFmt w:val="bullet"/>
+      <w:lvlText w:val="▪"/>
+      <w:lvlJc w:val="start"/>
+      <w:pPr>
+        <w:tabs>
+          <w:tab w:val="num" w:pos="2520"/>
+        </w:tabs>
+        <w:ind w:start="2520" w:hanging="360"/>
+      </w:pPr>
+      <w:rPr>
+        <w:rFonts w:ascii="OpenSymbol" w:hAnsi="OpenSymbol" w:cs="OpenSymbol" w:hint="default"/>
+      </w:rPr>
+    </w:lvl>
+    <w:lvl w:ilvl="6">
+      <w:start w:val="1"/>
+      <w:numFmt w:val="bullet"/>
+      <w:lvlText w:val=""/>
+      <w:lvlJc w:val="start"/>
+      <w:pPr>
+        <w:tabs>
+          <w:tab w:val="num" w:pos="2880"/>
+        </w:tabs>
+        <w:ind w:start="2880" w:hanging="360"/>
+      </w:pPr>
+      <w:rPr>
+        <w:rFonts w:ascii="Symbol" w:hAnsi="Symbol" w:cs="Symbol" w:hint="default"/>
+      </w:rPr>
+    </w:lvl>
+    <w:lvl w:ilvl="7">
+      <w:start w:val="1"/>
+      <w:numFmt w:val="bullet"/>
+      <w:lvlText w:val="◦"/>
+      <w:lvlJc w:val="start"/>
+      <w:pPr>
+        <w:tabs>
+          <w:tab w:val="num" w:pos="3240"/>
+        </w:tabs>
+        <w:ind w:start="3240" w:hanging="360"/>
+      </w:pPr>
+      <w:rPr>
+        <w:rFonts w:ascii="OpenSymbol" w:hAnsi="OpenSymbol" w:cs="OpenSymbol" w:hint="default"/>
+      </w:rPr>
+    </w:lvl>
+    <w:lvl w:ilvl="8">
+      <w:start w:val="1"/>
+      <w:numFmt w:val="bullet"/>
+      <w:lvlText w:val="▪"/>
+      <w:lvlJc w:val="start"/>
+      <w:pPr>
+        <w:tabs>
+          <w:tab w:val="num" w:pos="3600"/>
+        </w:tabs>
+        <w:ind w:start="3600" w:hanging="360"/>
+      </w:pPr>
+      <w:rPr>
+        <w:rFonts w:ascii="OpenSymbol" w:hAnsi="OpenSymbol" w:cs="OpenSymbol" w:hint="default"/>
+      </w:rPr>
+    </w:lvl>
+  </w:abstractNum>
+  <w:abstractNum w:abstractNumId="25">
+    <w:lvl w:ilvl="0">
+      <w:start w:val="1"/>
+      <w:numFmt w:val="bullet"/>
+      <w:lvlText w:val=""/>
+      <w:lvlJc w:val="start"/>
+      <w:pPr>
+        <w:tabs>
+          <w:tab w:val="num" w:pos="720"/>
+        </w:tabs>
+        <w:ind w:start="720" w:hanging="360"/>
+      </w:pPr>
+      <w:rPr>
+        <w:rFonts w:ascii="Symbol" w:hAnsi="Symbol" w:cs="Symbol" w:hint="default"/>
+      </w:rPr>
+    </w:lvl>
+    <w:lvl w:ilvl="1">
+      <w:start w:val="1"/>
+      <w:numFmt w:val="bullet"/>
+      <w:lvlText w:val="◦"/>
+      <w:lvlJc w:val="start"/>
+      <w:pPr>
+        <w:tabs>
+          <w:tab w:val="num" w:pos="1080"/>
+        </w:tabs>
+        <w:ind w:start="1080" w:hanging="360"/>
+      </w:pPr>
+      <w:rPr>
+        <w:rFonts w:ascii="OpenSymbol" w:hAnsi="OpenSymbol" w:cs="OpenSymbol" w:hint="default"/>
+      </w:rPr>
+    </w:lvl>
+    <w:lvl w:ilvl="2">
+      <w:start w:val="1"/>
+      <w:numFmt w:val="bullet"/>
+      <w:lvlText w:val="▪"/>
+      <w:lvlJc w:val="start"/>
+      <w:pPr>
+        <w:tabs>
+          <w:tab w:val="num" w:pos="1440"/>
+        </w:tabs>
+        <w:ind w:start="1440" w:hanging="360"/>
+      </w:pPr>
+      <w:rPr>
+        <w:rFonts w:ascii="OpenSymbol" w:hAnsi="OpenSymbol" w:cs="OpenSymbol" w:hint="default"/>
+      </w:rPr>
+    </w:lvl>
+    <w:lvl w:ilvl="3">
+      <w:start w:val="1"/>
+      <w:numFmt w:val="bullet"/>
+      <w:lvlText w:val=""/>
+      <w:lvlJc w:val="start"/>
+      <w:pPr>
+        <w:tabs>
+          <w:tab w:val="num" w:pos="1800"/>
+        </w:tabs>
+        <w:ind w:start="1800" w:hanging="360"/>
+      </w:pPr>
+      <w:rPr>
+        <w:rFonts w:ascii="Symbol" w:hAnsi="Symbol" w:cs="Symbol" w:hint="default"/>
+      </w:rPr>
+    </w:lvl>
+    <w:lvl w:ilvl="4">
+      <w:start w:val="1"/>
+      <w:numFmt w:val="bullet"/>
+      <w:lvlText w:val="◦"/>
+      <w:lvlJc w:val="start"/>
+      <w:pPr>
+        <w:tabs>
+          <w:tab w:val="num" w:pos="2160"/>
+        </w:tabs>
+        <w:ind w:start="2160" w:hanging="360"/>
+      </w:pPr>
+      <w:rPr>
+        <w:rFonts w:ascii="OpenSymbol" w:hAnsi="OpenSymbol" w:cs="OpenSymbol" w:hint="default"/>
+      </w:rPr>
+    </w:lvl>
+    <w:lvl w:ilvl="5">
+      <w:start w:val="1"/>
+      <w:numFmt w:val="bullet"/>
+      <w:lvlText w:val="▪"/>
+      <w:lvlJc w:val="start"/>
+      <w:pPr>
+        <w:tabs>
+          <w:tab w:val="num" w:pos="2520"/>
+        </w:tabs>
+        <w:ind w:start="2520" w:hanging="360"/>
+      </w:pPr>
+      <w:rPr>
+        <w:rFonts w:ascii="OpenSymbol" w:hAnsi="OpenSymbol" w:cs="OpenSymbol" w:hint="default"/>
+      </w:rPr>
+    </w:lvl>
+    <w:lvl w:ilvl="6">
+      <w:start w:val="1"/>
+      <w:numFmt w:val="bullet"/>
+      <w:lvlText w:val=""/>
+      <w:lvlJc w:val="start"/>
+      <w:pPr>
+        <w:tabs>
+          <w:tab w:val="num" w:pos="2880"/>
+        </w:tabs>
+        <w:ind w:start="2880" w:hanging="360"/>
+      </w:pPr>
+      <w:rPr>
+        <w:rFonts w:ascii="Symbol" w:hAnsi="Symbol" w:cs="Symbol" w:hint="default"/>
+      </w:rPr>
+    </w:lvl>
+    <w:lvl w:ilvl="7">
+      <w:start w:val="1"/>
+      <w:numFmt w:val="bullet"/>
+      <w:lvlText w:val="◦"/>
+      <w:lvlJc w:val="start"/>
+      <w:pPr>
+        <w:tabs>
+          <w:tab w:val="num" w:pos="3240"/>
+        </w:tabs>
+        <w:ind w:start="3240" w:hanging="360"/>
+      </w:pPr>
+      <w:rPr>
+        <w:rFonts w:ascii="OpenSymbol" w:hAnsi="OpenSymbol" w:cs="OpenSymbol" w:hint="default"/>
+      </w:rPr>
+    </w:lvl>
+    <w:lvl w:ilvl="8">
+      <w:start w:val="1"/>
+      <w:numFmt w:val="bullet"/>
+      <w:lvlText w:val="▪"/>
+      <w:lvlJc w:val="start"/>
+      <w:pPr>
+        <w:tabs>
+          <w:tab w:val="num" w:pos="3600"/>
+        </w:tabs>
+        <w:ind w:start="3600" w:hanging="360"/>
+      </w:pPr>
+      <w:rPr>
+        <w:rFonts w:ascii="OpenSymbol" w:hAnsi="OpenSymbol" w:cs="OpenSymbol" w:hint="default"/>
+      </w:rPr>
+    </w:lvl>
+  </w:abstractNum>
+  <w:abstractNum w:abstractNumId="26">
+    <w:lvl w:ilvl="0">
+      <w:start w:val="1"/>
+      <w:numFmt w:val="none"/>
+      <w:suff w:val="nothing"/>
+      <w:lvlText w:val=""/>
+      <w:lvlJc w:val="start"/>
+      <w:pPr>
+        <w:tabs>
+          <w:tab w:val="num" w:pos="0"/>
+        </w:tabs>
+        <w:ind w:start="0" w:hanging="0"/>
+      </w:pPr>
+    </w:lvl>
+    <w:lvl w:ilvl="1">
+      <w:start w:val="1"/>
+      <w:numFmt w:val="none"/>
+      <w:suff w:val="nothing"/>
+      <w:lvlText w:val=""/>
+      <w:lvlJc w:val="start"/>
+      <w:pPr>
+        <w:tabs>
+          <w:tab w:val="num" w:pos="0"/>
+        </w:tabs>
+        <w:ind w:start="0" w:hanging="0"/>
+      </w:pPr>
+    </w:lvl>
+    <w:lvl w:ilvl="2">
+      <w:start w:val="1"/>
+      <w:numFmt w:val="none"/>
+      <w:suff w:val="nothing"/>
+      <w:lvlText w:val=""/>
+      <w:lvlJc w:val="start"/>
+      <w:pPr>
+        <w:tabs>
+          <w:tab w:val="num" w:pos="0"/>
+        </w:tabs>
+        <w:ind w:start="0" w:hanging="0"/>
+      </w:pPr>
+    </w:lvl>
+    <w:lvl w:ilvl="3">
+      <w:start w:val="1"/>
+      <w:numFmt w:val="none"/>
+      <w:suff w:val="nothing"/>
+      <w:lvlText w:val=""/>
+      <w:lvlJc w:val="start"/>
+      <w:pPr>
+        <w:tabs>
+          <w:tab w:val="num" w:pos="0"/>
+        </w:tabs>
+        <w:ind w:start="0" w:hanging="0"/>
+      </w:pPr>
+    </w:lvl>
+    <w:lvl w:ilvl="4">
+      <w:start w:val="1"/>
+      <w:numFmt w:val="none"/>
+      <w:suff w:val="nothing"/>
+      <w:lvlText w:val=""/>
+      <w:lvlJc w:val="start"/>
+      <w:pPr>
+        <w:tabs>
+          <w:tab w:val="num" w:pos="0"/>
+        </w:tabs>
+        <w:ind w:start="0" w:hanging="0"/>
+      </w:pPr>
+    </w:lvl>
+    <w:lvl w:ilvl="5">
+      <w:start w:val="1"/>
+      <w:numFmt w:val="none"/>
+      <w:suff w:val="nothing"/>
+      <w:lvlText w:val=""/>
+      <w:lvlJc w:val="start"/>
+      <w:pPr>
+        <w:tabs>
+          <w:tab w:val="num" w:pos="0"/>
+        </w:tabs>
+        <w:ind w:start="0" w:hanging="0"/>
+      </w:pPr>
+    </w:lvl>
+    <w:lvl w:ilvl="6">
+      <w:start w:val="1"/>
+      <w:numFmt w:val="none"/>
+      <w:suff w:val="nothing"/>
+      <w:lvlText w:val=""/>
+      <w:lvlJc w:val="start"/>
+      <w:pPr>
+        <w:tabs>
+          <w:tab w:val="num" w:pos="0"/>
+        </w:tabs>
+        <w:ind w:start="0" w:hanging="0"/>
+      </w:pPr>
+    </w:lvl>
+    <w:lvl w:ilvl="7">
+      <w:start w:val="1"/>
+      <w:numFmt w:val="none"/>
+      <w:suff w:val="nothing"/>
+      <w:lvlText w:val=""/>
+      <w:lvlJc w:val="start"/>
+      <w:pPr>
+        <w:tabs>
+          <w:tab w:val="num" w:pos="0"/>
+        </w:tabs>
+        <w:ind w:start="0" w:hanging="0"/>
+      </w:pPr>
+    </w:lvl>
+    <w:lvl w:ilvl="8">
+      <w:start w:val="1"/>
+      <w:numFmt w:val="none"/>
+      <w:suff w:val="nothing"/>
+      <w:lvlText w:val=""/>
+      <w:lvlJc w:val="start"/>
+      <w:pPr>
+        <w:tabs>
+          <w:tab w:val="num" w:pos="0"/>
+        </w:tabs>
+        <w:ind w:start="0" w:hanging="0"/>
       </w:pPr>
     </w:lvl>
   </w:abstractNum>
@@ -8693,7 +10371,31 @@
     <w:abstractNumId w:val="18"/>
   </w:num>
   <w:num w:numId="19">
-    <w:abstractNumId w:val="3"/>
+    <w:abstractNumId w:val="19"/>
+  </w:num>
+  <w:num w:numId="20">
+    <w:abstractNumId w:val="20"/>
+  </w:num>
+  <w:num w:numId="21">
+    <w:abstractNumId w:val="21"/>
+  </w:num>
+  <w:num w:numId="22">
+    <w:abstractNumId w:val="22"/>
+  </w:num>
+  <w:num w:numId="23">
+    <w:abstractNumId w:val="23"/>
+  </w:num>
+  <w:num w:numId="24">
+    <w:abstractNumId w:val="24"/>
+  </w:num>
+  <w:num w:numId="25">
+    <w:abstractNumId w:val="25"/>
+  </w:num>
+  <w:num w:numId="26">
+    <w:abstractNumId w:val="26"/>
+  </w:num>
+  <w:num w:numId="27">
+    <w:abstractNumId w:val="19"/>
     <w:lvlOverride w:ilvl="0">
       <w:startOverride w:val="1"/>
     </w:lvlOverride>
@@ -8715,7 +10417,6 @@
     </w:rPrDefault>
     <w:pPrDefault>
       <w:pPr>
-        <w:widowControl/>
         <w:suppressAutoHyphens w:val="true"/>
       </w:pPr>
     </w:pPrDefault>
@@ -8725,7 +10426,10 @@
     <w:qFormat/>
     <w:pPr>
       <w:widowControl/>
+      <w:suppressAutoHyphens w:val="true"/>
       <w:bidi w:val="0"/>
+      <w:spacing w:before="0" w:after="0"/>
+      <w:jc w:val="start"/>
     </w:pPr>
     <w:rPr>
       <w:rFonts w:ascii="Liberation Serif" w:hAnsi="Liberation Serif" w:eastAsia="Noto Sans" w:cs="FreeSans"/>
@@ -8756,8 +10460,8 @@
       <w:szCs w:val="36"/>
     </w:rPr>
   </w:style>
-  <w:style w:type="character" w:styleId="Bullets">
-    <w:name w:val="Bullets"/>
+  <w:style w:type="character" w:styleId="Bulletsuser">
+    <w:name w:val="Bullets (user)"/>
     <w:qFormat/>
     <w:rPr>
       <w:rFonts w:ascii="OpenSymbol" w:hAnsi="OpenSymbol" w:eastAsia="OpenSymbol" w:cs="OpenSymbol"/>
@@ -8767,6 +10471,13 @@
     <w:name w:val="Numbering Symbols"/>
     <w:qFormat/>
     <w:rPr/>
+  </w:style>
+  <w:style w:type="character" w:styleId="Bullets">
+    <w:name w:val="Bullets"/>
+    <w:qFormat/>
+    <w:rPr>
+      <w:rFonts w:ascii="OpenSymbol" w:hAnsi="OpenSymbol" w:eastAsia="OpenSymbol" w:cs="OpenSymbol"/>
+    </w:rPr>
   </w:style>
   <w:style w:type="paragraph" w:styleId="Heading">
     <w:name w:val="Heading"/>
@@ -8854,7 +10565,10 @@
     <w:qFormat/>
     <w:pPr>
       <w:widowControl/>
+      <w:suppressAutoHyphens w:val="true"/>
       <w:bidi w:val="0"/>
+      <w:spacing w:before="0" w:after="0"/>
+      <w:jc w:val="start"/>
     </w:pPr>
     <w:rPr>
       <w:rFonts w:ascii="Liberation Serif" w:hAnsi="Liberation Serif" w:eastAsia="Noto Sans" w:cs="FreeSans"/>
